--- a/Etapa Inicio/Plan de Iteración E1 - Kairos - NexTech.docx
+++ b/Etapa Inicio/Plan de Iteración E1 - Kairos - NexTech.docx
@@ -1012,12 +1012,12 @@
             <wp:extent cx="1200150" cy="1200150"/>
             <wp:effectExtent b="0" l="0" r="0" t="0"/>
             <wp:wrapSquare wrapText="bothSides" distB="0" distT="0" distL="114300" distR="114300"/>
-            <wp:docPr descr="psi-negro.png" id="14" name="image3.png"/>
+            <wp:docPr descr="psi-negro.png" id="14" name="image2.png"/>
             <a:graphic>
               <a:graphicData uri="http://schemas.openxmlformats.org/drawingml/2006/picture">
                 <pic:pic>
                   <pic:nvPicPr>
-                    <pic:cNvPr descr="psi-negro.png" id="0" name="image3.png"/>
+                    <pic:cNvPr descr="psi-negro.png" id="0" name="image2.png"/>
                     <pic:cNvPicPr preferRelativeResize="0"/>
                   </pic:nvPicPr>
                   <pic:blipFill>
@@ -1416,12 +1416,12 @@
             <wp:extent cx="1200150" cy="1200150"/>
             <wp:effectExtent b="0" l="0" r="0" t="0"/>
             <wp:wrapSquare wrapText="bothSides" distB="0" distT="0" distL="114300" distR="114300"/>
-            <wp:docPr descr="psi-negro.png" id="17" name="image3.png"/>
+            <wp:docPr descr="psi-negro.png" id="17" name="image2.png"/>
             <a:graphic>
               <a:graphicData uri="http://schemas.openxmlformats.org/drawingml/2006/picture">
                 <pic:pic>
                   <pic:nvPicPr>
-                    <pic:cNvPr descr="psi-negro.png" id="0" name="image3.png"/>
+                    <pic:cNvPr descr="psi-negro.png" id="0" name="image2.png"/>
                     <pic:cNvPicPr preferRelativeResize="0"/>
                   </pic:nvPicPr>
                   <pic:blipFill>
@@ -1519,7 +1519,7 @@
     </w:p>
     <w:sdt>
       <w:sdtPr>
-        <w:id w:val="-1070002493"/>
+        <w:id w:val="111381414"/>
         <w:docPartObj>
           <w:docPartGallery w:val="Table of Contents"/>
           <w:docPartUnique w:val="1"/>
@@ -7363,12 +7363,12 @@
           <wp:inline distB="114300" distT="114300" distL="114300" distR="114300">
             <wp:extent cx="5399730" cy="914400"/>
             <wp:effectExtent b="0" l="0" r="0" t="0"/>
-            <wp:docPr id="13" name="image4.png"/>
+            <wp:docPr id="13" name="image3.png"/>
             <a:graphic>
               <a:graphicData uri="http://schemas.openxmlformats.org/drawingml/2006/picture">
                 <pic:pic>
                   <pic:nvPicPr>
-                    <pic:cNvPr id="0" name="image4.png"/>
+                    <pic:cNvPr id="0" name="image3.png"/>
                     <pic:cNvPicPr preferRelativeResize="0"/>
                   </pic:nvPicPr>
                   <pic:blipFill>
@@ -7964,12 +7964,12 @@
           <wp:extent cx="669290" cy="669290"/>
           <wp:effectExtent b="0" l="0" r="0" t="0"/>
           <wp:wrapSquare wrapText="bothSides" distB="0" distT="0" distL="114300" distR="114300"/>
-          <wp:docPr descr="psi-negro.png" id="16" name="image2.png"/>
+          <wp:docPr descr="psi-negro.png" id="16" name="image4.png"/>
           <a:graphic>
             <a:graphicData uri="http://schemas.openxmlformats.org/drawingml/2006/picture">
               <pic:pic>
                 <pic:nvPicPr>
-                  <pic:cNvPr descr="psi-negro.png" id="0" name="image2.png"/>
+                  <pic:cNvPr descr="psi-negro.png" id="0" name="image4.png"/>
                   <pic:cNvPicPr preferRelativeResize="0"/>
                 </pic:nvPicPr>
                 <pic:blipFill>

--- a/Etapa Inicio/Plan de Iteración E1 - Kairos - NexTech.docx
+++ b/Etapa Inicio/Plan de Iteración E1 - Kairos - NexTech.docx
@@ -1067,12 +1067,12 @@
             <wp:extent cx="1304925" cy="2019300"/>
             <wp:effectExtent b="0" l="0" r="0" t="0"/>
             <wp:wrapSquare wrapText="bothSides" distB="0" distT="0" distL="114300" distR="114300"/>
-            <wp:docPr descr="UNPA.JPG" id="15" name="image1.jpg"/>
+            <wp:docPr descr="UNPA.JPG" id="15" name="image3.jpg"/>
             <a:graphic>
               <a:graphicData uri="http://schemas.openxmlformats.org/drawingml/2006/picture">
                 <pic:pic>
                   <pic:nvPicPr>
-                    <pic:cNvPr descr="UNPA.JPG" id="0" name="image1.jpg"/>
+                    <pic:cNvPr descr="UNPA.JPG" id="0" name="image3.jpg"/>
                     <pic:cNvPicPr preferRelativeResize="0"/>
                   </pic:nvPicPr>
                   <pic:blipFill>
@@ -1519,7 +1519,7 @@
     </w:p>
     <w:sdt>
       <w:sdtPr>
-        <w:id w:val="111381414"/>
+        <w:id w:val="-299014782"/>
         <w:docPartObj>
           <w:docPartGallery w:val="Table of Contents"/>
           <w:docPartUnique w:val="1"/>
@@ -7301,12 +7301,12 @@
           <wp:inline distB="114300" distT="114300" distL="114300" distR="114300">
             <wp:extent cx="5399730" cy="698500"/>
             <wp:effectExtent b="0" l="0" r="0" t="0"/>
-            <wp:docPr id="18" name="image5.png"/>
+            <wp:docPr id="18" name="image4.png"/>
             <a:graphic>
               <a:graphicData uri="http://schemas.openxmlformats.org/drawingml/2006/picture">
                 <pic:pic>
                   <pic:nvPicPr>
-                    <pic:cNvPr id="0" name="image5.png"/>
+                    <pic:cNvPr id="0" name="image4.png"/>
                     <pic:cNvPicPr preferRelativeResize="0"/>
                   </pic:nvPicPr>
                   <pic:blipFill>
@@ -7363,12 +7363,12 @@
           <wp:inline distB="114300" distT="114300" distL="114300" distR="114300">
             <wp:extent cx="5399730" cy="914400"/>
             <wp:effectExtent b="0" l="0" r="0" t="0"/>
-            <wp:docPr id="13" name="image3.png"/>
+            <wp:docPr id="13" name="image5.png"/>
             <a:graphic>
               <a:graphicData uri="http://schemas.openxmlformats.org/drawingml/2006/picture">
                 <pic:pic>
                   <pic:nvPicPr>
-                    <pic:cNvPr id="0" name="image3.png"/>
+                    <pic:cNvPr id="0" name="image5.png"/>
                     <pic:cNvPicPr preferRelativeResize="0"/>
                   </pic:nvPicPr>
                   <pic:blipFill>
@@ -7964,12 +7964,12 @@
           <wp:extent cx="669290" cy="669290"/>
           <wp:effectExtent b="0" l="0" r="0" t="0"/>
           <wp:wrapSquare wrapText="bothSides" distB="0" distT="0" distL="114300" distR="114300"/>
-          <wp:docPr descr="psi-negro.png" id="16" name="image4.png"/>
+          <wp:docPr descr="psi-negro.png" id="16" name="image1.png"/>
           <a:graphic>
             <a:graphicData uri="http://schemas.openxmlformats.org/drawingml/2006/picture">
               <pic:pic>
                 <pic:nvPicPr>
-                  <pic:cNvPr descr="psi-negro.png" id="0" name="image4.png"/>
+                  <pic:cNvPr descr="psi-negro.png" id="0" name="image1.png"/>
                   <pic:cNvPicPr preferRelativeResize="0"/>
                 </pic:nvPicPr>
                 <pic:blipFill>
@@ -8342,12 +8342,12 @@
           <wp:extent cx="425450" cy="666750"/>
           <wp:effectExtent b="0" l="0" r="0" t="0"/>
           <wp:wrapSquare wrapText="bothSides" distB="0" distT="0" distL="114300" distR="114300"/>
-          <wp:docPr descr="UNPA.JPG" id="12" name="image1.jpg"/>
+          <wp:docPr descr="UNPA.JPG" id="12" name="image3.jpg"/>
           <a:graphic>
             <a:graphicData uri="http://schemas.openxmlformats.org/drawingml/2006/picture">
               <pic:pic>
                 <pic:nvPicPr>
-                  <pic:cNvPr descr="UNPA.JPG" id="0" name="image1.jpg"/>
+                  <pic:cNvPr descr="UNPA.JPG" id="0" name="image3.jpg"/>
                   <pic:cNvPicPr preferRelativeResize="0"/>
                 </pic:nvPicPr>
                 <pic:blipFill>

--- a/Etapa Inicio/Plan de Iteración E1 - Kairos - NexTech.docx
+++ b/Etapa Inicio/Plan de Iteración E1 - Kairos - NexTech.docx
@@ -1012,12 +1012,12 @@
             <wp:extent cx="1200150" cy="1200150"/>
             <wp:effectExtent b="0" l="0" r="0" t="0"/>
             <wp:wrapSquare wrapText="bothSides" distB="0" distT="0" distL="114300" distR="114300"/>
-            <wp:docPr descr="psi-negro.png" id="14" name="image2.png"/>
+            <wp:docPr descr="psi-negro.png" id="14" name="image3.png"/>
             <a:graphic>
               <a:graphicData uri="http://schemas.openxmlformats.org/drawingml/2006/picture">
                 <pic:pic>
                   <pic:nvPicPr>
-                    <pic:cNvPr descr="psi-negro.png" id="0" name="image2.png"/>
+                    <pic:cNvPr descr="psi-negro.png" id="0" name="image3.png"/>
                     <pic:cNvPicPr preferRelativeResize="0"/>
                   </pic:nvPicPr>
                   <pic:blipFill>
@@ -1067,12 +1067,12 @@
             <wp:extent cx="1304925" cy="2019300"/>
             <wp:effectExtent b="0" l="0" r="0" t="0"/>
             <wp:wrapSquare wrapText="bothSides" distB="0" distT="0" distL="114300" distR="114300"/>
-            <wp:docPr descr="UNPA.JPG" id="15" name="image3.jpg"/>
+            <wp:docPr descr="UNPA.JPG" id="15" name="image1.jpg"/>
             <a:graphic>
               <a:graphicData uri="http://schemas.openxmlformats.org/drawingml/2006/picture">
                 <pic:pic>
                   <pic:nvPicPr>
-                    <pic:cNvPr descr="UNPA.JPG" id="0" name="image3.jpg"/>
+                    <pic:cNvPr descr="UNPA.JPG" id="0" name="image1.jpg"/>
                     <pic:cNvPicPr preferRelativeResize="0"/>
                   </pic:nvPicPr>
                   <pic:blipFill>
@@ -1416,12 +1416,12 @@
             <wp:extent cx="1200150" cy="1200150"/>
             <wp:effectExtent b="0" l="0" r="0" t="0"/>
             <wp:wrapSquare wrapText="bothSides" distB="0" distT="0" distL="114300" distR="114300"/>
-            <wp:docPr descr="psi-negro.png" id="17" name="image2.png"/>
+            <wp:docPr descr="psi-negro.png" id="17" name="image3.png"/>
             <a:graphic>
               <a:graphicData uri="http://schemas.openxmlformats.org/drawingml/2006/picture">
                 <pic:pic>
                   <pic:nvPicPr>
-                    <pic:cNvPr descr="psi-negro.png" id="0" name="image2.png"/>
+                    <pic:cNvPr descr="psi-negro.png" id="0" name="image3.png"/>
                     <pic:cNvPicPr preferRelativeResize="0"/>
                   </pic:nvPicPr>
                   <pic:blipFill>
@@ -1519,7 +1519,7 @@
     </w:p>
     <w:sdt>
       <w:sdtPr>
-        <w:id w:val="-299014782"/>
+        <w:id w:val="604212279"/>
         <w:docPartObj>
           <w:docPartGallery w:val="Table of Contents"/>
           <w:docPartUnique w:val="1"/>
@@ -7964,12 +7964,12 @@
           <wp:extent cx="669290" cy="669290"/>
           <wp:effectExtent b="0" l="0" r="0" t="0"/>
           <wp:wrapSquare wrapText="bothSides" distB="0" distT="0" distL="114300" distR="114300"/>
-          <wp:docPr descr="psi-negro.png" id="16" name="image1.png"/>
+          <wp:docPr descr="psi-negro.png" id="16" name="image2.png"/>
           <a:graphic>
             <a:graphicData uri="http://schemas.openxmlformats.org/drawingml/2006/picture">
               <pic:pic>
                 <pic:nvPicPr>
-                  <pic:cNvPr descr="psi-negro.png" id="0" name="image1.png"/>
+                  <pic:cNvPr descr="psi-negro.png" id="0" name="image2.png"/>
                   <pic:cNvPicPr preferRelativeResize="0"/>
                 </pic:nvPicPr>
                 <pic:blipFill>
@@ -8342,12 +8342,12 @@
           <wp:extent cx="425450" cy="666750"/>
           <wp:effectExtent b="0" l="0" r="0" t="0"/>
           <wp:wrapSquare wrapText="bothSides" distB="0" distT="0" distL="114300" distR="114300"/>
-          <wp:docPr descr="UNPA.JPG" id="12" name="image3.jpg"/>
+          <wp:docPr descr="UNPA.JPG" id="12" name="image1.jpg"/>
           <a:graphic>
             <a:graphicData uri="http://schemas.openxmlformats.org/drawingml/2006/picture">
               <pic:pic>
                 <pic:nvPicPr>
-                  <pic:cNvPr descr="UNPA.JPG" id="0" name="image3.jpg"/>
+                  <pic:cNvPr descr="UNPA.JPG" id="0" name="image1.jpg"/>
                   <pic:cNvPicPr preferRelativeResize="0"/>
                 </pic:nvPicPr>
                 <pic:blipFill>

--- a/Etapa Inicio/Plan de Iteración E1 - Kairos - NexTech.docx
+++ b/Etapa Inicio/Plan de Iteración E1 - Kairos - NexTech.docx
@@ -1012,12 +1012,12 @@
             <wp:extent cx="1200150" cy="1200150"/>
             <wp:effectExtent b="0" l="0" r="0" t="0"/>
             <wp:wrapSquare wrapText="bothSides" distB="0" distT="0" distL="114300" distR="114300"/>
-            <wp:docPr descr="psi-negro.png" id="14" name="image3.png"/>
+            <wp:docPr descr="psi-negro.png" id="14" name="image1.png"/>
             <a:graphic>
               <a:graphicData uri="http://schemas.openxmlformats.org/drawingml/2006/picture">
                 <pic:pic>
                   <pic:nvPicPr>
-                    <pic:cNvPr descr="psi-negro.png" id="0" name="image3.png"/>
+                    <pic:cNvPr descr="psi-negro.png" id="0" name="image1.png"/>
                     <pic:cNvPicPr preferRelativeResize="0"/>
                   </pic:nvPicPr>
                   <pic:blipFill>
@@ -1067,12 +1067,12 @@
             <wp:extent cx="1304925" cy="2019300"/>
             <wp:effectExtent b="0" l="0" r="0" t="0"/>
             <wp:wrapSquare wrapText="bothSides" distB="0" distT="0" distL="114300" distR="114300"/>
-            <wp:docPr descr="UNPA.JPG" id="15" name="image1.jpg"/>
+            <wp:docPr descr="UNPA.JPG" id="15" name="image3.jpg"/>
             <a:graphic>
               <a:graphicData uri="http://schemas.openxmlformats.org/drawingml/2006/picture">
                 <pic:pic>
                   <pic:nvPicPr>
-                    <pic:cNvPr descr="UNPA.JPG" id="0" name="image1.jpg"/>
+                    <pic:cNvPr descr="UNPA.JPG" id="0" name="image3.jpg"/>
                     <pic:cNvPicPr preferRelativeResize="0"/>
                   </pic:nvPicPr>
                   <pic:blipFill>
@@ -1416,12 +1416,12 @@
             <wp:extent cx="1200150" cy="1200150"/>
             <wp:effectExtent b="0" l="0" r="0" t="0"/>
             <wp:wrapSquare wrapText="bothSides" distB="0" distT="0" distL="114300" distR="114300"/>
-            <wp:docPr descr="psi-negro.png" id="17" name="image3.png"/>
+            <wp:docPr descr="psi-negro.png" id="17" name="image1.png"/>
             <a:graphic>
               <a:graphicData uri="http://schemas.openxmlformats.org/drawingml/2006/picture">
                 <pic:pic>
                   <pic:nvPicPr>
-                    <pic:cNvPr descr="psi-negro.png" id="0" name="image3.png"/>
+                    <pic:cNvPr descr="psi-negro.png" id="0" name="image1.png"/>
                     <pic:cNvPicPr preferRelativeResize="0"/>
                   </pic:nvPicPr>
                   <pic:blipFill>
@@ -1519,7 +1519,7 @@
     </w:p>
     <w:sdt>
       <w:sdtPr>
-        <w:id w:val="604212279"/>
+        <w:id w:val="274728276"/>
         <w:docPartObj>
           <w:docPartGallery w:val="Table of Contents"/>
           <w:docPartUnique w:val="1"/>
@@ -8342,12 +8342,12 @@
           <wp:extent cx="425450" cy="666750"/>
           <wp:effectExtent b="0" l="0" r="0" t="0"/>
           <wp:wrapSquare wrapText="bothSides" distB="0" distT="0" distL="114300" distR="114300"/>
-          <wp:docPr descr="UNPA.JPG" id="12" name="image1.jpg"/>
+          <wp:docPr descr="UNPA.JPG" id="12" name="image3.jpg"/>
           <a:graphic>
             <a:graphicData uri="http://schemas.openxmlformats.org/drawingml/2006/picture">
               <pic:pic>
                 <pic:nvPicPr>
-                  <pic:cNvPr descr="UNPA.JPG" id="0" name="image1.jpg"/>
+                  <pic:cNvPr descr="UNPA.JPG" id="0" name="image3.jpg"/>
                   <pic:cNvPicPr preferRelativeResize="0"/>
                 </pic:nvPicPr>
                 <pic:blipFill>

--- a/Etapa Inicio/Plan de Iteración E1 - Kairos - NexTech.docx
+++ b/Etapa Inicio/Plan de Iteración E1 - Kairos - NexTech.docx
@@ -1012,12 +1012,12 @@
             <wp:extent cx="1200150" cy="1200150"/>
             <wp:effectExtent b="0" l="0" r="0" t="0"/>
             <wp:wrapSquare wrapText="bothSides" distB="0" distT="0" distL="114300" distR="114300"/>
-            <wp:docPr descr="psi-negro.png" id="14" name="image1.png"/>
+            <wp:docPr descr="psi-negro.png" id="14" name="image3.png"/>
             <a:graphic>
               <a:graphicData uri="http://schemas.openxmlformats.org/drawingml/2006/picture">
                 <pic:pic>
                   <pic:nvPicPr>
-                    <pic:cNvPr descr="psi-negro.png" id="0" name="image1.png"/>
+                    <pic:cNvPr descr="psi-negro.png" id="0" name="image3.png"/>
                     <pic:cNvPicPr preferRelativeResize="0"/>
                   </pic:nvPicPr>
                   <pic:blipFill>
@@ -1067,12 +1067,12 @@
             <wp:extent cx="1304925" cy="2019300"/>
             <wp:effectExtent b="0" l="0" r="0" t="0"/>
             <wp:wrapSquare wrapText="bothSides" distB="0" distT="0" distL="114300" distR="114300"/>
-            <wp:docPr descr="UNPA.JPG" id="15" name="image3.jpg"/>
+            <wp:docPr descr="UNPA.JPG" id="15" name="image2.jpg"/>
             <a:graphic>
               <a:graphicData uri="http://schemas.openxmlformats.org/drawingml/2006/picture">
                 <pic:pic>
                   <pic:nvPicPr>
-                    <pic:cNvPr descr="UNPA.JPG" id="0" name="image3.jpg"/>
+                    <pic:cNvPr descr="UNPA.JPG" id="0" name="image2.jpg"/>
                     <pic:cNvPicPr preferRelativeResize="0"/>
                   </pic:nvPicPr>
                   <pic:blipFill>
@@ -1416,12 +1416,12 @@
             <wp:extent cx="1200150" cy="1200150"/>
             <wp:effectExtent b="0" l="0" r="0" t="0"/>
             <wp:wrapSquare wrapText="bothSides" distB="0" distT="0" distL="114300" distR="114300"/>
-            <wp:docPr descr="psi-negro.png" id="17" name="image1.png"/>
+            <wp:docPr descr="psi-negro.png" id="17" name="image3.png"/>
             <a:graphic>
               <a:graphicData uri="http://schemas.openxmlformats.org/drawingml/2006/picture">
                 <pic:pic>
                   <pic:nvPicPr>
-                    <pic:cNvPr descr="psi-negro.png" id="0" name="image1.png"/>
+                    <pic:cNvPr descr="psi-negro.png" id="0" name="image3.png"/>
                     <pic:cNvPicPr preferRelativeResize="0"/>
                   </pic:nvPicPr>
                   <pic:blipFill>
@@ -1519,7 +1519,7 @@
     </w:p>
     <w:sdt>
       <w:sdtPr>
-        <w:id w:val="274728276"/>
+        <w:id w:val="-912846448"/>
         <w:docPartObj>
           <w:docPartGallery w:val="Table of Contents"/>
           <w:docPartUnique w:val="1"/>
@@ -7964,12 +7964,12 @@
           <wp:extent cx="669290" cy="669290"/>
           <wp:effectExtent b="0" l="0" r="0" t="0"/>
           <wp:wrapSquare wrapText="bothSides" distB="0" distT="0" distL="114300" distR="114300"/>
-          <wp:docPr descr="psi-negro.png" id="16" name="image2.png"/>
+          <wp:docPr descr="psi-negro.png" id="16" name="image1.png"/>
           <a:graphic>
             <a:graphicData uri="http://schemas.openxmlformats.org/drawingml/2006/picture">
               <pic:pic>
                 <pic:nvPicPr>
-                  <pic:cNvPr descr="psi-negro.png" id="0" name="image2.png"/>
+                  <pic:cNvPr descr="psi-negro.png" id="0" name="image1.png"/>
                   <pic:cNvPicPr preferRelativeResize="0"/>
                 </pic:nvPicPr>
                 <pic:blipFill>
@@ -8342,12 +8342,12 @@
           <wp:extent cx="425450" cy="666750"/>
           <wp:effectExtent b="0" l="0" r="0" t="0"/>
           <wp:wrapSquare wrapText="bothSides" distB="0" distT="0" distL="114300" distR="114300"/>
-          <wp:docPr descr="UNPA.JPG" id="12" name="image3.jpg"/>
+          <wp:docPr descr="UNPA.JPG" id="12" name="image2.jpg"/>
           <a:graphic>
             <a:graphicData uri="http://schemas.openxmlformats.org/drawingml/2006/picture">
               <pic:pic>
                 <pic:nvPicPr>
-                  <pic:cNvPr descr="UNPA.JPG" id="0" name="image3.jpg"/>
+                  <pic:cNvPr descr="UNPA.JPG" id="0" name="image2.jpg"/>
                   <pic:cNvPicPr preferRelativeResize="0"/>
                 </pic:nvPicPr>
                 <pic:blipFill>

--- a/Etapa Inicio/Plan de Iteración E1 - Kairos - NexTech.docx
+++ b/Etapa Inicio/Plan de Iteración E1 - Kairos - NexTech.docx
@@ -1012,12 +1012,12 @@
             <wp:extent cx="1200150" cy="1200150"/>
             <wp:effectExtent b="0" l="0" r="0" t="0"/>
             <wp:wrapSquare wrapText="bothSides" distB="0" distT="0" distL="114300" distR="114300"/>
-            <wp:docPr descr="psi-negro.png" id="14" name="image3.png"/>
+            <wp:docPr descr="psi-negro.png" id="14" name="image2.png"/>
             <a:graphic>
               <a:graphicData uri="http://schemas.openxmlformats.org/drawingml/2006/picture">
                 <pic:pic>
                   <pic:nvPicPr>
-                    <pic:cNvPr descr="psi-negro.png" id="0" name="image3.png"/>
+                    <pic:cNvPr descr="psi-negro.png" id="0" name="image2.png"/>
                     <pic:cNvPicPr preferRelativeResize="0"/>
                   </pic:nvPicPr>
                   <pic:blipFill>
@@ -1067,12 +1067,12 @@
             <wp:extent cx="1304925" cy="2019300"/>
             <wp:effectExtent b="0" l="0" r="0" t="0"/>
             <wp:wrapSquare wrapText="bothSides" distB="0" distT="0" distL="114300" distR="114300"/>
-            <wp:docPr descr="UNPA.JPG" id="15" name="image2.jpg"/>
+            <wp:docPr descr="UNPA.JPG" id="15" name="image1.jpg"/>
             <a:graphic>
               <a:graphicData uri="http://schemas.openxmlformats.org/drawingml/2006/picture">
                 <pic:pic>
                   <pic:nvPicPr>
-                    <pic:cNvPr descr="UNPA.JPG" id="0" name="image2.jpg"/>
+                    <pic:cNvPr descr="UNPA.JPG" id="0" name="image1.jpg"/>
                     <pic:cNvPicPr preferRelativeResize="0"/>
                   </pic:nvPicPr>
                   <pic:blipFill>
@@ -1416,12 +1416,12 @@
             <wp:extent cx="1200150" cy="1200150"/>
             <wp:effectExtent b="0" l="0" r="0" t="0"/>
             <wp:wrapSquare wrapText="bothSides" distB="0" distT="0" distL="114300" distR="114300"/>
-            <wp:docPr descr="psi-negro.png" id="17" name="image3.png"/>
+            <wp:docPr descr="psi-negro.png" id="17" name="image2.png"/>
             <a:graphic>
               <a:graphicData uri="http://schemas.openxmlformats.org/drawingml/2006/picture">
                 <pic:pic>
                   <pic:nvPicPr>
-                    <pic:cNvPr descr="psi-negro.png" id="0" name="image3.png"/>
+                    <pic:cNvPr descr="psi-negro.png" id="0" name="image2.png"/>
                     <pic:cNvPicPr preferRelativeResize="0"/>
                   </pic:nvPicPr>
                   <pic:blipFill>
@@ -1519,7 +1519,7 @@
     </w:p>
     <w:sdt>
       <w:sdtPr>
-        <w:id w:val="-912846448"/>
+        <w:id w:val="-2025806287"/>
         <w:docPartObj>
           <w:docPartGallery w:val="Table of Contents"/>
           <w:docPartUnique w:val="1"/>
@@ -7964,12 +7964,12 @@
           <wp:extent cx="669290" cy="669290"/>
           <wp:effectExtent b="0" l="0" r="0" t="0"/>
           <wp:wrapSquare wrapText="bothSides" distB="0" distT="0" distL="114300" distR="114300"/>
-          <wp:docPr descr="psi-negro.png" id="16" name="image1.png"/>
+          <wp:docPr descr="psi-negro.png" id="16" name="image3.png"/>
           <a:graphic>
             <a:graphicData uri="http://schemas.openxmlformats.org/drawingml/2006/picture">
               <pic:pic>
                 <pic:nvPicPr>
-                  <pic:cNvPr descr="psi-negro.png" id="0" name="image1.png"/>
+                  <pic:cNvPr descr="psi-negro.png" id="0" name="image3.png"/>
                   <pic:cNvPicPr preferRelativeResize="0"/>
                 </pic:nvPicPr>
                 <pic:blipFill>
@@ -8342,12 +8342,12 @@
           <wp:extent cx="425450" cy="666750"/>
           <wp:effectExtent b="0" l="0" r="0" t="0"/>
           <wp:wrapSquare wrapText="bothSides" distB="0" distT="0" distL="114300" distR="114300"/>
-          <wp:docPr descr="UNPA.JPG" id="12" name="image2.jpg"/>
+          <wp:docPr descr="UNPA.JPG" id="12" name="image1.jpg"/>
           <a:graphic>
             <a:graphicData uri="http://schemas.openxmlformats.org/drawingml/2006/picture">
               <pic:pic>
                 <pic:nvPicPr>
-                  <pic:cNvPr descr="UNPA.JPG" id="0" name="image2.jpg"/>
+                  <pic:cNvPr descr="UNPA.JPG" id="0" name="image1.jpg"/>
                   <pic:cNvPicPr preferRelativeResize="0"/>
                 </pic:nvPicPr>
                 <pic:blipFill>

--- a/Etapa Inicio/Plan de Iteración E1 - Kairos - NexTech.docx
+++ b/Etapa Inicio/Plan de Iteración E1 - Kairos - NexTech.docx
@@ -1519,7 +1519,7 @@
     </w:p>
     <w:sdt>
       <w:sdtPr>
-        <w:id w:val="-2025806287"/>
+        <w:id w:val="1267940084"/>
         <w:docPartObj>
           <w:docPartGallery w:val="Table of Contents"/>
           <w:docPartUnique w:val="1"/>
@@ -7301,12 +7301,12 @@
           <wp:inline distB="114300" distT="114300" distL="114300" distR="114300">
             <wp:extent cx="5399730" cy="698500"/>
             <wp:effectExtent b="0" l="0" r="0" t="0"/>
-            <wp:docPr id="18" name="image4.png"/>
+            <wp:docPr id="18" name="image5.png"/>
             <a:graphic>
               <a:graphicData uri="http://schemas.openxmlformats.org/drawingml/2006/picture">
                 <pic:pic>
                   <pic:nvPicPr>
-                    <pic:cNvPr id="0" name="image4.png"/>
+                    <pic:cNvPr id="0" name="image5.png"/>
                     <pic:cNvPicPr preferRelativeResize="0"/>
                   </pic:nvPicPr>
                   <pic:blipFill>
@@ -7363,12 +7363,12 @@
           <wp:inline distB="114300" distT="114300" distL="114300" distR="114300">
             <wp:extent cx="5399730" cy="914400"/>
             <wp:effectExtent b="0" l="0" r="0" t="0"/>
-            <wp:docPr id="13" name="image5.png"/>
+            <wp:docPr id="13" name="image4.png"/>
             <a:graphic>
               <a:graphicData uri="http://schemas.openxmlformats.org/drawingml/2006/picture">
                 <pic:pic>
                   <pic:nvPicPr>
-                    <pic:cNvPr id="0" name="image5.png"/>
+                    <pic:cNvPr id="0" name="image4.png"/>
                     <pic:cNvPicPr preferRelativeResize="0"/>
                   </pic:nvPicPr>
                   <pic:blipFill>

--- a/Etapa Inicio/Plan de Iteración E1 - Kairos - NexTech.docx
+++ b/Etapa Inicio/Plan de Iteración E1 - Kairos - NexTech.docx
@@ -1012,12 +1012,12 @@
             <wp:extent cx="1200150" cy="1200150"/>
             <wp:effectExtent b="0" l="0" r="0" t="0"/>
             <wp:wrapSquare wrapText="bothSides" distB="0" distT="0" distL="114300" distR="114300"/>
-            <wp:docPr descr="psi-negro.png" id="14" name="image2.png"/>
+            <wp:docPr descr="psi-negro.png" id="14" name="image1.png"/>
             <a:graphic>
               <a:graphicData uri="http://schemas.openxmlformats.org/drawingml/2006/picture">
                 <pic:pic>
                   <pic:nvPicPr>
-                    <pic:cNvPr descr="psi-negro.png" id="0" name="image2.png"/>
+                    <pic:cNvPr descr="psi-negro.png" id="0" name="image1.png"/>
                     <pic:cNvPicPr preferRelativeResize="0"/>
                   </pic:nvPicPr>
                   <pic:blipFill>
@@ -1067,12 +1067,12 @@
             <wp:extent cx="1304925" cy="2019300"/>
             <wp:effectExtent b="0" l="0" r="0" t="0"/>
             <wp:wrapSquare wrapText="bothSides" distB="0" distT="0" distL="114300" distR="114300"/>
-            <wp:docPr descr="UNPA.JPG" id="15" name="image1.jpg"/>
+            <wp:docPr descr="UNPA.JPG" id="15" name="image5.jpg"/>
             <a:graphic>
               <a:graphicData uri="http://schemas.openxmlformats.org/drawingml/2006/picture">
                 <pic:pic>
                   <pic:nvPicPr>
-                    <pic:cNvPr descr="UNPA.JPG" id="0" name="image1.jpg"/>
+                    <pic:cNvPr descr="UNPA.JPG" id="0" name="image5.jpg"/>
                     <pic:cNvPicPr preferRelativeResize="0"/>
                   </pic:nvPicPr>
                   <pic:blipFill>
@@ -1416,12 +1416,12 @@
             <wp:extent cx="1200150" cy="1200150"/>
             <wp:effectExtent b="0" l="0" r="0" t="0"/>
             <wp:wrapSquare wrapText="bothSides" distB="0" distT="0" distL="114300" distR="114300"/>
-            <wp:docPr descr="psi-negro.png" id="17" name="image2.png"/>
+            <wp:docPr descr="psi-negro.png" id="17" name="image1.png"/>
             <a:graphic>
               <a:graphicData uri="http://schemas.openxmlformats.org/drawingml/2006/picture">
                 <pic:pic>
                   <pic:nvPicPr>
-                    <pic:cNvPr descr="psi-negro.png" id="0" name="image2.png"/>
+                    <pic:cNvPr descr="psi-negro.png" id="0" name="image1.png"/>
                     <pic:cNvPicPr preferRelativeResize="0"/>
                   </pic:nvPicPr>
                   <pic:blipFill>
@@ -1519,7 +1519,7 @@
     </w:p>
     <w:sdt>
       <w:sdtPr>
-        <w:id w:val="1267940084"/>
+        <w:id w:val="-275691651"/>
         <w:docPartObj>
           <w:docPartGallery w:val="Table of Contents"/>
           <w:docPartUnique w:val="1"/>
@@ -7301,12 +7301,12 @@
           <wp:inline distB="114300" distT="114300" distL="114300" distR="114300">
             <wp:extent cx="5399730" cy="698500"/>
             <wp:effectExtent b="0" l="0" r="0" t="0"/>
-            <wp:docPr id="18" name="image5.png"/>
+            <wp:docPr id="18" name="image4.png"/>
             <a:graphic>
               <a:graphicData uri="http://schemas.openxmlformats.org/drawingml/2006/picture">
                 <pic:pic>
                   <pic:nvPicPr>
-                    <pic:cNvPr id="0" name="image5.png"/>
+                    <pic:cNvPr id="0" name="image4.png"/>
                     <pic:cNvPicPr preferRelativeResize="0"/>
                   </pic:nvPicPr>
                   <pic:blipFill>
@@ -7363,12 +7363,12 @@
           <wp:inline distB="114300" distT="114300" distL="114300" distR="114300">
             <wp:extent cx="5399730" cy="914400"/>
             <wp:effectExtent b="0" l="0" r="0" t="0"/>
-            <wp:docPr id="13" name="image4.png"/>
+            <wp:docPr id="13" name="image3.png"/>
             <a:graphic>
               <a:graphicData uri="http://schemas.openxmlformats.org/drawingml/2006/picture">
                 <pic:pic>
                   <pic:nvPicPr>
-                    <pic:cNvPr id="0" name="image4.png"/>
+                    <pic:cNvPr id="0" name="image3.png"/>
                     <pic:cNvPicPr preferRelativeResize="0"/>
                   </pic:nvPicPr>
                   <pic:blipFill>
@@ -7964,12 +7964,12 @@
           <wp:extent cx="669290" cy="669290"/>
           <wp:effectExtent b="0" l="0" r="0" t="0"/>
           <wp:wrapSquare wrapText="bothSides" distB="0" distT="0" distL="114300" distR="114300"/>
-          <wp:docPr descr="psi-negro.png" id="16" name="image3.png"/>
+          <wp:docPr descr="psi-negro.png" id="16" name="image2.png"/>
           <a:graphic>
             <a:graphicData uri="http://schemas.openxmlformats.org/drawingml/2006/picture">
               <pic:pic>
                 <pic:nvPicPr>
-                  <pic:cNvPr descr="psi-negro.png" id="0" name="image3.png"/>
+                  <pic:cNvPr descr="psi-negro.png" id="0" name="image2.png"/>
                   <pic:cNvPicPr preferRelativeResize="0"/>
                 </pic:nvPicPr>
                 <pic:blipFill>
@@ -8342,12 +8342,12 @@
           <wp:extent cx="425450" cy="666750"/>
           <wp:effectExtent b="0" l="0" r="0" t="0"/>
           <wp:wrapSquare wrapText="bothSides" distB="0" distT="0" distL="114300" distR="114300"/>
-          <wp:docPr descr="UNPA.JPG" id="12" name="image1.jpg"/>
+          <wp:docPr descr="UNPA.JPG" id="12" name="image5.jpg"/>
           <a:graphic>
             <a:graphicData uri="http://schemas.openxmlformats.org/drawingml/2006/picture">
               <pic:pic>
                 <pic:nvPicPr>
-                  <pic:cNvPr descr="UNPA.JPG" id="0" name="image1.jpg"/>
+                  <pic:cNvPr descr="UNPA.JPG" id="0" name="image5.jpg"/>
                   <pic:cNvPicPr preferRelativeResize="0"/>
                 </pic:nvPicPr>
                 <pic:blipFill>

--- a/Etapa Inicio/Plan de Iteración E1 - Kairos - NexTech.docx
+++ b/Etapa Inicio/Plan de Iteración E1 - Kairos - NexTech.docx
@@ -1067,12 +1067,12 @@
             <wp:extent cx="1304925" cy="2019300"/>
             <wp:effectExtent b="0" l="0" r="0" t="0"/>
             <wp:wrapSquare wrapText="bothSides" distB="0" distT="0" distL="114300" distR="114300"/>
-            <wp:docPr descr="UNPA.JPG" id="15" name="image5.jpg"/>
+            <wp:docPr descr="UNPA.JPG" id="15" name="image2.jpg"/>
             <a:graphic>
               <a:graphicData uri="http://schemas.openxmlformats.org/drawingml/2006/picture">
                 <pic:pic>
                   <pic:nvPicPr>
-                    <pic:cNvPr descr="UNPA.JPG" id="0" name="image5.jpg"/>
+                    <pic:cNvPr descr="UNPA.JPG" id="0" name="image2.jpg"/>
                     <pic:cNvPicPr preferRelativeResize="0"/>
                   </pic:nvPicPr>
                   <pic:blipFill>
@@ -1519,7 +1519,7 @@
     </w:p>
     <w:sdt>
       <w:sdtPr>
-        <w:id w:val="-275691651"/>
+        <w:id w:val="330596685"/>
         <w:docPartObj>
           <w:docPartGallery w:val="Table of Contents"/>
           <w:docPartUnique w:val="1"/>
@@ -7301,12 +7301,12 @@
           <wp:inline distB="114300" distT="114300" distL="114300" distR="114300">
             <wp:extent cx="5399730" cy="698500"/>
             <wp:effectExtent b="0" l="0" r="0" t="0"/>
-            <wp:docPr id="18" name="image4.png"/>
+            <wp:docPr id="18" name="image3.png"/>
             <a:graphic>
               <a:graphicData uri="http://schemas.openxmlformats.org/drawingml/2006/picture">
                 <pic:pic>
                   <pic:nvPicPr>
-                    <pic:cNvPr id="0" name="image4.png"/>
+                    <pic:cNvPr id="0" name="image3.png"/>
                     <pic:cNvPicPr preferRelativeResize="0"/>
                   </pic:nvPicPr>
                   <pic:blipFill>
@@ -7363,12 +7363,12 @@
           <wp:inline distB="114300" distT="114300" distL="114300" distR="114300">
             <wp:extent cx="5399730" cy="914400"/>
             <wp:effectExtent b="0" l="0" r="0" t="0"/>
-            <wp:docPr id="13" name="image3.png"/>
+            <wp:docPr id="13" name="image5.png"/>
             <a:graphic>
               <a:graphicData uri="http://schemas.openxmlformats.org/drawingml/2006/picture">
                 <pic:pic>
                   <pic:nvPicPr>
-                    <pic:cNvPr id="0" name="image3.png"/>
+                    <pic:cNvPr id="0" name="image5.png"/>
                     <pic:cNvPicPr preferRelativeResize="0"/>
                   </pic:nvPicPr>
                   <pic:blipFill>
@@ -7964,12 +7964,12 @@
           <wp:extent cx="669290" cy="669290"/>
           <wp:effectExtent b="0" l="0" r="0" t="0"/>
           <wp:wrapSquare wrapText="bothSides" distB="0" distT="0" distL="114300" distR="114300"/>
-          <wp:docPr descr="psi-negro.png" id="16" name="image2.png"/>
+          <wp:docPr descr="psi-negro.png" id="16" name="image4.png"/>
           <a:graphic>
             <a:graphicData uri="http://schemas.openxmlformats.org/drawingml/2006/picture">
               <pic:pic>
                 <pic:nvPicPr>
-                  <pic:cNvPr descr="psi-negro.png" id="0" name="image2.png"/>
+                  <pic:cNvPr descr="psi-negro.png" id="0" name="image4.png"/>
                   <pic:cNvPicPr preferRelativeResize="0"/>
                 </pic:nvPicPr>
                 <pic:blipFill>
@@ -8342,12 +8342,12 @@
           <wp:extent cx="425450" cy="666750"/>
           <wp:effectExtent b="0" l="0" r="0" t="0"/>
           <wp:wrapSquare wrapText="bothSides" distB="0" distT="0" distL="114300" distR="114300"/>
-          <wp:docPr descr="UNPA.JPG" id="12" name="image5.jpg"/>
+          <wp:docPr descr="UNPA.JPG" id="12" name="image2.jpg"/>
           <a:graphic>
             <a:graphicData uri="http://schemas.openxmlformats.org/drawingml/2006/picture">
               <pic:pic>
                 <pic:nvPicPr>
-                  <pic:cNvPr descr="UNPA.JPG" id="0" name="image5.jpg"/>
+                  <pic:cNvPr descr="UNPA.JPG" id="0" name="image2.jpg"/>
                   <pic:cNvPicPr preferRelativeResize="0"/>
                 </pic:nvPicPr>
                 <pic:blipFill>

--- a/Etapa Inicio/Plan de Iteración E1 - Kairos - NexTech.docx
+++ b/Etapa Inicio/Plan de Iteración E1 - Kairos - NexTech.docx
@@ -1012,12 +1012,12 @@
             <wp:extent cx="1200150" cy="1200150"/>
             <wp:effectExtent b="0" l="0" r="0" t="0"/>
             <wp:wrapSquare wrapText="bothSides" distB="0" distT="0" distL="114300" distR="114300"/>
-            <wp:docPr descr="psi-negro.png" id="14" name="image1.png"/>
+            <wp:docPr descr="psi-negro.png" id="14" name="image3.png"/>
             <a:graphic>
               <a:graphicData uri="http://schemas.openxmlformats.org/drawingml/2006/picture">
                 <pic:pic>
                   <pic:nvPicPr>
-                    <pic:cNvPr descr="psi-negro.png" id="0" name="image1.png"/>
+                    <pic:cNvPr descr="psi-negro.png" id="0" name="image3.png"/>
                     <pic:cNvPicPr preferRelativeResize="0"/>
                   </pic:nvPicPr>
                   <pic:blipFill>
@@ -1416,12 +1416,12 @@
             <wp:extent cx="1200150" cy="1200150"/>
             <wp:effectExtent b="0" l="0" r="0" t="0"/>
             <wp:wrapSquare wrapText="bothSides" distB="0" distT="0" distL="114300" distR="114300"/>
-            <wp:docPr descr="psi-negro.png" id="17" name="image1.png"/>
+            <wp:docPr descr="psi-negro.png" id="17" name="image3.png"/>
             <a:graphic>
               <a:graphicData uri="http://schemas.openxmlformats.org/drawingml/2006/picture">
                 <pic:pic>
                   <pic:nvPicPr>
-                    <pic:cNvPr descr="psi-negro.png" id="0" name="image1.png"/>
+                    <pic:cNvPr descr="psi-negro.png" id="0" name="image3.png"/>
                     <pic:cNvPicPr preferRelativeResize="0"/>
                   </pic:nvPicPr>
                   <pic:blipFill>
@@ -1519,7 +1519,7 @@
     </w:p>
     <w:sdt>
       <w:sdtPr>
-        <w:id w:val="330596685"/>
+        <w:id w:val="-648288917"/>
         <w:docPartObj>
           <w:docPartGallery w:val="Table of Contents"/>
           <w:docPartUnique w:val="1"/>
@@ -7301,12 +7301,12 @@
           <wp:inline distB="114300" distT="114300" distL="114300" distR="114300">
             <wp:extent cx="5399730" cy="698500"/>
             <wp:effectExtent b="0" l="0" r="0" t="0"/>
-            <wp:docPr id="18" name="image3.png"/>
+            <wp:docPr id="18" name="image5.png"/>
             <a:graphic>
               <a:graphicData uri="http://schemas.openxmlformats.org/drawingml/2006/picture">
                 <pic:pic>
                   <pic:nvPicPr>
-                    <pic:cNvPr id="0" name="image3.png"/>
+                    <pic:cNvPr id="0" name="image5.png"/>
                     <pic:cNvPicPr preferRelativeResize="0"/>
                   </pic:nvPicPr>
                   <pic:blipFill>
@@ -7363,12 +7363,12 @@
           <wp:inline distB="114300" distT="114300" distL="114300" distR="114300">
             <wp:extent cx="5399730" cy="914400"/>
             <wp:effectExtent b="0" l="0" r="0" t="0"/>
-            <wp:docPr id="13" name="image5.png"/>
+            <wp:docPr id="13" name="image4.png"/>
             <a:graphic>
               <a:graphicData uri="http://schemas.openxmlformats.org/drawingml/2006/picture">
                 <pic:pic>
                   <pic:nvPicPr>
-                    <pic:cNvPr id="0" name="image5.png"/>
+                    <pic:cNvPr id="0" name="image4.png"/>
                     <pic:cNvPicPr preferRelativeResize="0"/>
                   </pic:nvPicPr>
                   <pic:blipFill>
@@ -7964,12 +7964,12 @@
           <wp:extent cx="669290" cy="669290"/>
           <wp:effectExtent b="0" l="0" r="0" t="0"/>
           <wp:wrapSquare wrapText="bothSides" distB="0" distT="0" distL="114300" distR="114300"/>
-          <wp:docPr descr="psi-negro.png" id="16" name="image4.png"/>
+          <wp:docPr descr="psi-negro.png" id="16" name="image1.png"/>
           <a:graphic>
             <a:graphicData uri="http://schemas.openxmlformats.org/drawingml/2006/picture">
               <pic:pic>
                 <pic:nvPicPr>
-                  <pic:cNvPr descr="psi-negro.png" id="0" name="image4.png"/>
+                  <pic:cNvPr descr="psi-negro.png" id="0" name="image1.png"/>
                   <pic:cNvPicPr preferRelativeResize="0"/>
                 </pic:nvPicPr>
                 <pic:blipFill>

--- a/Etapa Inicio/Plan de Iteración E1 - Kairos - NexTech.docx
+++ b/Etapa Inicio/Plan de Iteración E1 - Kairos - NexTech.docx
@@ -22,7 +22,9 @@
         <w:rPr>
           <w:rFonts w:ascii="Cambria" w:cs="Cambria" w:eastAsia="Cambria" w:hAnsi="Cambria"/>
           <w:b w:val="0"/>
+          <w:bCs w:val="0"/>
           <w:i w:val="0"/>
+          <w:iCs w:val="0"/>
           <w:smallCaps w:val="0"/>
           <w:strike w:val="0"/>
           <w:color w:val="000000"/>
@@ -59,7 +61,9 @@
         <w:rPr>
           <w:rFonts w:ascii="Cambria" w:cs="Cambria" w:eastAsia="Cambria" w:hAnsi="Cambria"/>
           <w:b w:val="0"/>
+          <w:bCs w:val="0"/>
           <w:i w:val="0"/>
+          <w:iCs w:val="0"/>
           <w:smallCaps w:val="0"/>
           <w:strike w:val="0"/>
           <w:color w:val="000000"/>
@@ -96,7 +100,9 @@
         <w:rPr>
           <w:rFonts w:ascii="Cambria" w:cs="Cambria" w:eastAsia="Cambria" w:hAnsi="Cambria"/>
           <w:b w:val="0"/>
+          <w:bCs w:val="0"/>
           <w:i w:val="0"/>
+          <w:iCs w:val="0"/>
           <w:smallCaps w:val="0"/>
           <w:strike w:val="0"/>
           <w:color w:val="000000"/>
@@ -111,7 +117,9 @@
         <w:rPr>
           <w:rFonts w:ascii="Calibri" w:cs="Calibri" w:eastAsia="Calibri" w:hAnsi="Calibri"/>
           <w:b w:val="0"/>
+          <w:bCs w:val="0"/>
           <w:i w:val="0"/>
+          <w:iCs w:val="0"/>
           <w:smallCaps w:val="0"/>
           <w:strike w:val="0"/>
           <w:color w:val="000000"/>
@@ -231,7 +239,9 @@
         <w:rPr>
           <w:rFonts w:ascii="Calibri" w:cs="Calibri" w:eastAsia="Calibri" w:hAnsi="Calibri"/>
           <w:b w:val="0"/>
+          <w:bCs w:val="0"/>
           <w:i w:val="0"/>
+          <w:iCs w:val="0"/>
           <w:smallCaps w:val="0"/>
           <w:strike w:val="0"/>
           <w:color w:val="000000"/>
@@ -351,7 +361,9 @@
         <w:rPr>
           <w:rFonts w:ascii="Calibri" w:cs="Calibri" w:eastAsia="Calibri" w:hAnsi="Calibri"/>
           <w:b w:val="0"/>
+          <w:bCs w:val="0"/>
           <w:i w:val="0"/>
+          <w:iCs w:val="0"/>
           <w:smallCaps w:val="0"/>
           <w:strike w:val="0"/>
           <w:color w:val="000000"/>
@@ -471,7 +483,9 @@
         <w:rPr>
           <w:rFonts w:ascii="Calibri" w:cs="Calibri" w:eastAsia="Calibri" w:hAnsi="Calibri"/>
           <w:b w:val="0"/>
+          <w:bCs w:val="0"/>
           <w:i w:val="0"/>
+          <w:iCs w:val="0"/>
           <w:smallCaps w:val="0"/>
           <w:strike w:val="0"/>
           <w:color w:val="000000"/>
@@ -613,7 +627,9 @@
         <w:rPr>
           <w:rFonts w:ascii="Cambria" w:cs="Cambria" w:eastAsia="Cambria" w:hAnsi="Cambria"/>
           <w:b w:val="0"/>
+          <w:bCs w:val="0"/>
           <w:i w:val="0"/>
+          <w:iCs w:val="0"/>
           <w:smallCaps w:val="0"/>
           <w:strike w:val="0"/>
           <w:color w:val="000000"/>
@@ -628,7 +644,9 @@
         <w:rPr>
           <w:rFonts w:ascii="Cambria" w:cs="Cambria" w:eastAsia="Cambria" w:hAnsi="Cambria"/>
           <w:b w:val="0"/>
+          <w:bCs w:val="0"/>
           <w:i w:val="0"/>
+          <w:iCs w:val="0"/>
           <w:smallCaps w:val="0"/>
           <w:strike w:val="0"/>
           <w:color w:val="000000"/>
@@ -662,7 +680,9 @@
         <w:rPr>
           <w:rFonts w:ascii="Cambria" w:cs="Cambria" w:eastAsia="Cambria" w:hAnsi="Cambria"/>
           <w:b w:val="0"/>
+          <w:bCs w:val="0"/>
           <w:i w:val="0"/>
+          <w:iCs w:val="0"/>
           <w:smallCaps w:val="0"/>
           <w:strike w:val="0"/>
           <w:color w:val="000000"/>
@@ -677,7 +697,9 @@
         <w:rPr>
           <w:rFonts w:ascii="Cambria" w:cs="Cambria" w:eastAsia="Cambria" w:hAnsi="Cambria"/>
           <w:b w:val="0"/>
+          <w:bCs w:val="0"/>
           <w:i w:val="0"/>
+          <w:iCs w:val="0"/>
           <w:smallCaps w:val="0"/>
           <w:strike w:val="0"/>
           <w:color w:val="000000"/>
@@ -703,7 +725,9 @@
         <w:rPr>
           <w:rFonts w:ascii="Cambria" w:cs="Cambria" w:eastAsia="Cambria" w:hAnsi="Cambria"/>
           <w:b w:val="0"/>
+          <w:bCs w:val="0"/>
           <w:i w:val="0"/>
+          <w:iCs w:val="0"/>
           <w:smallCaps w:val="0"/>
           <w:strike w:val="0"/>
           <w:color w:val="000000"/>
@@ -751,7 +775,9 @@
         <w:rPr>
           <w:rFonts w:ascii="Cambria" w:cs="Cambria" w:eastAsia="Cambria" w:hAnsi="Cambria"/>
           <w:b w:val="0"/>
+          <w:bCs w:val="0"/>
           <w:i w:val="0"/>
+          <w:iCs w:val="0"/>
           <w:smallCaps w:val="0"/>
           <w:strike w:val="0"/>
           <w:color w:val="000000"/>
@@ -797,7 +823,9 @@
         <w:rPr>
           <w:rFonts w:ascii="Calibri" w:cs="Calibri" w:eastAsia="Calibri" w:hAnsi="Calibri"/>
           <w:b w:val="0"/>
+          <w:bCs w:val="0"/>
           <w:i w:val="0"/>
+          <w:iCs w:val="0"/>
           <w:smallCaps w:val="0"/>
           <w:strike w:val="0"/>
           <w:color w:val="000000"/>
@@ -834,7 +862,9 @@
         <w:rPr>
           <w:rFonts w:ascii="Calibri" w:cs="Calibri" w:eastAsia="Calibri" w:hAnsi="Calibri"/>
           <w:b w:val="0"/>
+          <w:bCs w:val="0"/>
           <w:i w:val="0"/>
+          <w:iCs w:val="0"/>
           <w:smallCaps w:val="0"/>
           <w:strike w:val="0"/>
           <w:color w:val="000000"/>
@@ -871,7 +901,9 @@
         <w:rPr>
           <w:rFonts w:ascii="Calibri" w:cs="Calibri" w:eastAsia="Calibri" w:hAnsi="Calibri"/>
           <w:b w:val="0"/>
+          <w:bCs w:val="0"/>
           <w:i w:val="0"/>
+          <w:iCs w:val="0"/>
           <w:smallCaps w:val="0"/>
           <w:strike w:val="0"/>
           <w:color w:val="000000"/>
@@ -908,7 +940,9 @@
         <w:rPr>
           <w:rFonts w:ascii="Calibri" w:cs="Calibri" w:eastAsia="Calibri" w:hAnsi="Calibri"/>
           <w:b w:val="0"/>
+          <w:bCs w:val="0"/>
           <w:i w:val="0"/>
+          <w:iCs w:val="0"/>
           <w:smallCaps w:val="0"/>
           <w:strike w:val="0"/>
           <w:color w:val="000000"/>
@@ -984,7 +1018,9 @@
         <w:rPr>
           <w:rFonts w:ascii="Calibri" w:cs="Calibri" w:eastAsia="Calibri" w:hAnsi="Calibri"/>
           <w:b w:val="0"/>
+          <w:bCs w:val="0"/>
           <w:i w:val="1"/>
+          <w:iCs w:val="1"/>
           <w:smallCaps w:val="0"/>
           <w:strike w:val="0"/>
           <w:color w:val="548dd4"/>
@@ -998,6 +1034,7 @@
       <w:r>
         <w:rPr>
           <w:i w:val="1"/>
+          <w:iCs w:val="1"/>
           <w:color w:val="548dd4"/>
         </w:rPr>
         <w:drawing>
@@ -1012,12 +1049,12 @@
             <wp:extent cx="1200150" cy="1200150"/>
             <wp:effectExtent b="0" l="0" r="0" t="0"/>
             <wp:wrapSquare wrapText="bothSides" distB="0" distT="0" distL="114300" distR="114300"/>
-            <wp:docPr descr="psi-negro.png" id="14" name="image3.png"/>
+            <wp:docPr descr="psi-negro.png" id="14" name="image1.png"/>
             <a:graphic>
               <a:graphicData uri="http://schemas.openxmlformats.org/drawingml/2006/picture">
                 <pic:pic>
                   <pic:nvPicPr>
-                    <pic:cNvPr descr="psi-negro.png" id="0" name="image3.png"/>
+                    <pic:cNvPr descr="psi-negro.png" id="0" name="image1.png"/>
                     <pic:cNvPicPr preferRelativeResize="0"/>
                   </pic:nvPicPr>
                   <pic:blipFill>
@@ -1045,7 +1082,9 @@
         <w:rPr>
           <w:rFonts w:ascii="Calibri" w:cs="Calibri" w:eastAsia="Calibri" w:hAnsi="Calibri"/>
           <w:b w:val="0"/>
+          <w:bCs w:val="0"/>
           <w:i w:val="1"/>
+          <w:iCs w:val="1"/>
           <w:smallCaps w:val="0"/>
           <w:strike w:val="0"/>
           <w:color w:val="548dd4"/>
@@ -1067,12 +1106,12 @@
             <wp:extent cx="1304925" cy="2019300"/>
             <wp:effectExtent b="0" l="0" r="0" t="0"/>
             <wp:wrapSquare wrapText="bothSides" distB="0" distT="0" distL="114300" distR="114300"/>
-            <wp:docPr descr="UNPA.JPG" id="15" name="image2.jpg"/>
+            <wp:docPr descr="UNPA.JPG" id="15" name="image3.jpg"/>
             <a:graphic>
               <a:graphicData uri="http://schemas.openxmlformats.org/drawingml/2006/picture">
                 <pic:pic>
                   <pic:nvPicPr>
-                    <pic:cNvPr descr="UNPA.JPG" id="0" name="image2.jpg"/>
+                    <pic:cNvPr descr="UNPA.JPG" id="0" name="image3.jpg"/>
                     <pic:cNvPicPr preferRelativeResize="0"/>
                   </pic:nvPicPr>
                   <pic:blipFill>
@@ -1103,7 +1142,9 @@
         <w:rPr>
           <w:rFonts w:ascii="Calibri" w:cs="Calibri" w:eastAsia="Calibri" w:hAnsi="Calibri"/>
           <w:b w:val="0"/>
+          <w:bCs w:val="0"/>
           <w:i w:val="1"/>
+          <w:iCs w:val="1"/>
           <w:smallCaps w:val="0"/>
           <w:strike w:val="0"/>
           <w:color w:val="548dd4"/>
@@ -1370,7 +1411,9 @@
         <w:rPr>
           <w:rFonts w:ascii="Calibri" w:cs="Calibri" w:eastAsia="Calibri" w:hAnsi="Calibri"/>
           <w:b w:val="0"/>
+          <w:bCs w:val="0"/>
           <w:i w:val="1"/>
+          <w:iCs w:val="1"/>
           <w:smallCaps w:val="0"/>
           <w:strike w:val="0"/>
           <w:color w:val="548dd4"/>
@@ -1416,12 +1459,12 @@
             <wp:extent cx="1200150" cy="1200150"/>
             <wp:effectExtent b="0" l="0" r="0" t="0"/>
             <wp:wrapSquare wrapText="bothSides" distB="0" distT="0" distL="114300" distR="114300"/>
-            <wp:docPr descr="psi-negro.png" id="17" name="image3.png"/>
+            <wp:docPr descr="psi-negro.png" id="17" name="image1.png"/>
             <a:graphic>
               <a:graphicData uri="http://schemas.openxmlformats.org/drawingml/2006/picture">
                 <pic:pic>
                   <pic:nvPicPr>
-                    <pic:cNvPr descr="psi-negro.png" id="0" name="image3.png"/>
+                    <pic:cNvPr descr="psi-negro.png" id="0" name="image1.png"/>
                     <pic:cNvPicPr preferRelativeResize="0"/>
                   </pic:nvPicPr>
                   <pic:blipFill>
@@ -1488,7 +1531,9 @@
         <w:rPr>
           <w:rFonts w:ascii="Cambria" w:cs="Cambria" w:eastAsia="Cambria" w:hAnsi="Cambria"/>
           <w:b w:val="1"/>
+          <w:bCs w:val="1"/>
           <w:i w:val="0"/>
+          <w:iCs w:val="0"/>
           <w:smallCaps w:val="0"/>
           <w:strike w:val="0"/>
           <w:color w:val="366091"/>
@@ -1503,7 +1548,9 @@
         <w:rPr>
           <w:rFonts w:ascii="Cambria" w:cs="Cambria" w:eastAsia="Cambria" w:hAnsi="Cambria"/>
           <w:b w:val="1"/>
+          <w:bCs w:val="1"/>
           <w:i w:val="0"/>
+          <w:iCs w:val="0"/>
           <w:smallCaps w:val="0"/>
           <w:strike w:val="0"/>
           <w:color w:val="366091"/>
@@ -1519,7 +1566,7 @@
     </w:p>
     <w:sdt>
       <w:sdtPr>
-        <w:id w:val="-648288917"/>
+        <w:id w:val="1912196562"/>
         <w:docPartObj>
           <w:docPartGallery w:val="Table of Contents"/>
           <w:docPartUnique w:val="1"/>
@@ -1549,7 +1596,9 @@
             <w:rPr>
               <w:rFonts w:ascii="Calibri" w:cs="Calibri" w:eastAsia="Calibri" w:hAnsi="Calibri"/>
               <w:b w:val="0"/>
+              <w:bCs w:val="0"/>
               <w:i w:val="0"/>
+              <w:iCs w:val="0"/>
               <w:smallCaps w:val="0"/>
               <w:strike w:val="0"/>
               <w:color w:val="000000"/>
@@ -1570,7 +1619,9 @@
               <w:rPr>
                 <w:rFonts w:ascii="Calibri" w:cs="Calibri" w:eastAsia="Calibri" w:hAnsi="Calibri"/>
                 <w:b w:val="1"/>
+                <w:bCs w:val="1"/>
                 <w:i w:val="0"/>
+                <w:iCs w:val="0"/>
                 <w:smallCaps w:val="0"/>
                 <w:strike w:val="0"/>
                 <w:color w:val="000000"/>
@@ -1615,7 +1666,9 @@
             <w:rPr>
               <w:rFonts w:ascii="Calibri" w:cs="Calibri" w:eastAsia="Calibri" w:hAnsi="Calibri"/>
               <w:b w:val="0"/>
+              <w:bCs w:val="0"/>
               <w:i w:val="0"/>
+              <w:iCs w:val="0"/>
               <w:smallCaps w:val="0"/>
               <w:strike w:val="0"/>
               <w:color w:val="000000"/>
@@ -1631,7 +1684,9 @@
               <w:rPr>
                 <w:rFonts w:ascii="Calibri" w:cs="Calibri" w:eastAsia="Calibri" w:hAnsi="Calibri"/>
                 <w:b w:val="0"/>
+                <w:bCs w:val="0"/>
                 <w:i w:val="1"/>
+                <w:iCs w:val="1"/>
                 <w:smallCaps w:val="0"/>
                 <w:strike w:val="0"/>
                 <w:color w:val="000000"/>
@@ -1676,7 +1731,9 @@
             <w:rPr>
               <w:rFonts w:ascii="Calibri" w:cs="Calibri" w:eastAsia="Calibri" w:hAnsi="Calibri"/>
               <w:b w:val="0"/>
+              <w:bCs w:val="0"/>
               <w:i w:val="0"/>
+              <w:iCs w:val="0"/>
               <w:smallCaps w:val="0"/>
               <w:strike w:val="0"/>
               <w:color w:val="000000"/>
@@ -1692,7 +1749,9 @@
               <w:rPr>
                 <w:rFonts w:ascii="Calibri" w:cs="Calibri" w:eastAsia="Calibri" w:hAnsi="Calibri"/>
                 <w:b w:val="0"/>
+                <w:bCs w:val="0"/>
                 <w:i w:val="1"/>
+                <w:iCs w:val="1"/>
                 <w:smallCaps w:val="0"/>
                 <w:strike w:val="0"/>
                 <w:color w:val="000000"/>
@@ -1737,7 +1796,9 @@
             <w:rPr>
               <w:rFonts w:ascii="Calibri" w:cs="Calibri" w:eastAsia="Calibri" w:hAnsi="Calibri"/>
               <w:b w:val="0"/>
+              <w:bCs w:val="0"/>
               <w:i w:val="0"/>
+              <w:iCs w:val="0"/>
               <w:smallCaps w:val="0"/>
               <w:strike w:val="0"/>
               <w:color w:val="000000"/>
@@ -1753,7 +1814,9 @@
               <w:rPr>
                 <w:rFonts w:ascii="Calibri" w:cs="Calibri" w:eastAsia="Calibri" w:hAnsi="Calibri"/>
                 <w:b w:val="1"/>
+                <w:bCs w:val="1"/>
                 <w:i w:val="0"/>
+                <w:iCs w:val="0"/>
                 <w:smallCaps w:val="0"/>
                 <w:strike w:val="0"/>
                 <w:color w:val="000000"/>
@@ -1798,7 +1861,9 @@
             <w:rPr>
               <w:rFonts w:ascii="Calibri" w:cs="Calibri" w:eastAsia="Calibri" w:hAnsi="Calibri"/>
               <w:b w:val="0"/>
+              <w:bCs w:val="0"/>
               <w:i w:val="0"/>
+              <w:iCs w:val="0"/>
               <w:smallCaps w:val="0"/>
               <w:strike w:val="0"/>
               <w:color w:val="000000"/>
@@ -1814,7 +1879,9 @@
               <w:rPr>
                 <w:rFonts w:ascii="Calibri" w:cs="Calibri" w:eastAsia="Calibri" w:hAnsi="Calibri"/>
                 <w:b w:val="0"/>
+                <w:bCs w:val="0"/>
                 <w:i w:val="1"/>
+                <w:iCs w:val="1"/>
                 <w:smallCaps w:val="0"/>
                 <w:strike w:val="0"/>
                 <w:color w:val="000000"/>
@@ -1859,7 +1926,9 @@
             <w:rPr>
               <w:rFonts w:ascii="Calibri" w:cs="Calibri" w:eastAsia="Calibri" w:hAnsi="Calibri"/>
               <w:b w:val="0"/>
+              <w:bCs w:val="0"/>
               <w:i w:val="0"/>
+              <w:iCs w:val="0"/>
               <w:smallCaps w:val="0"/>
               <w:strike w:val="0"/>
               <w:color w:val="000000"/>
@@ -1875,7 +1944,9 @@
               <w:rPr>
                 <w:rFonts w:ascii="Calibri" w:cs="Calibri" w:eastAsia="Calibri" w:hAnsi="Calibri"/>
                 <w:b w:val="0"/>
+                <w:bCs w:val="0"/>
                 <w:i w:val="1"/>
+                <w:iCs w:val="1"/>
                 <w:smallCaps w:val="0"/>
                 <w:strike w:val="0"/>
                 <w:color w:val="000000"/>
@@ -1920,7 +1991,9 @@
             <w:rPr>
               <w:rFonts w:ascii="Calibri" w:cs="Calibri" w:eastAsia="Calibri" w:hAnsi="Calibri"/>
               <w:b w:val="0"/>
+              <w:bCs w:val="0"/>
               <w:i w:val="0"/>
+              <w:iCs w:val="0"/>
               <w:smallCaps w:val="0"/>
               <w:strike w:val="0"/>
               <w:color w:val="000000"/>
@@ -1936,7 +2009,9 @@
               <w:rPr>
                 <w:rFonts w:ascii="Calibri" w:cs="Calibri" w:eastAsia="Calibri" w:hAnsi="Calibri"/>
                 <w:b w:val="1"/>
+                <w:bCs w:val="1"/>
                 <w:i w:val="0"/>
+                <w:iCs w:val="0"/>
                 <w:smallCaps w:val="0"/>
                 <w:strike w:val="0"/>
                 <w:color w:val="000000"/>
@@ -1981,7 +2056,9 @@
             <w:rPr>
               <w:rFonts w:ascii="Calibri" w:cs="Calibri" w:eastAsia="Calibri" w:hAnsi="Calibri"/>
               <w:b w:val="0"/>
+              <w:bCs w:val="0"/>
               <w:i w:val="0"/>
+              <w:iCs w:val="0"/>
               <w:smallCaps w:val="0"/>
               <w:strike w:val="0"/>
               <w:color w:val="000000"/>
@@ -1997,7 +2074,9 @@
               <w:rPr>
                 <w:rFonts w:ascii="Calibri" w:cs="Calibri" w:eastAsia="Calibri" w:hAnsi="Calibri"/>
                 <w:b w:val="1"/>
+                <w:bCs w:val="1"/>
                 <w:i w:val="0"/>
+                <w:iCs w:val="0"/>
                 <w:smallCaps w:val="0"/>
                 <w:strike w:val="0"/>
                 <w:color w:val="000000"/>
@@ -2042,7 +2121,9 @@
             <w:rPr>
               <w:rFonts w:ascii="Calibri" w:cs="Calibri" w:eastAsia="Calibri" w:hAnsi="Calibri"/>
               <w:b w:val="0"/>
+              <w:bCs w:val="0"/>
               <w:i w:val="0"/>
+              <w:iCs w:val="0"/>
               <w:smallCaps w:val="0"/>
               <w:strike w:val="0"/>
               <w:color w:val="000000"/>
@@ -2121,7 +2202,9 @@
         <w:rPr>
           <w:rFonts w:ascii="Cambria" w:cs="Cambria" w:eastAsia="Cambria" w:hAnsi="Cambria"/>
           <w:b w:val="0"/>
+          <w:bCs w:val="0"/>
           <w:i w:val="0"/>
+          <w:iCs w:val="0"/>
           <w:smallCaps w:val="0"/>
           <w:strike w:val="0"/>
           <w:color w:val="17365d"/>
@@ -2136,7 +2219,9 @@
         <w:rPr>
           <w:rFonts w:ascii="Cambria" w:cs="Cambria" w:eastAsia="Cambria" w:hAnsi="Cambria"/>
           <w:b w:val="0"/>
+          <w:bCs w:val="0"/>
           <w:i w:val="0"/>
+          <w:iCs w:val="0"/>
           <w:smallCaps w:val="0"/>
           <w:strike w:val="0"/>
           <w:color w:val="17365d"/>
@@ -2173,7 +2258,9 @@
         <w:rPr>
           <w:rFonts w:ascii="Cambria" w:cs="Cambria" w:eastAsia="Cambria" w:hAnsi="Cambria"/>
           <w:b w:val="1"/>
+          <w:bCs w:val="1"/>
           <w:i w:val="0"/>
+          <w:iCs w:val="0"/>
           <w:smallCaps w:val="0"/>
           <w:strike w:val="0"/>
           <w:color w:val="366091"/>
@@ -2190,7 +2277,9 @@
         <w:rPr>
           <w:rFonts w:ascii="Cambria" w:cs="Cambria" w:eastAsia="Cambria" w:hAnsi="Cambria"/>
           <w:b w:val="1"/>
+          <w:bCs w:val="1"/>
           <w:i w:val="0"/>
+          <w:iCs w:val="0"/>
           <w:smallCaps w:val="0"/>
           <w:strike w:val="0"/>
           <w:color w:val="366091"/>
@@ -2281,7 +2370,9 @@
         <w:rPr>
           <w:rFonts w:ascii="Cambria" w:cs="Cambria" w:eastAsia="Cambria" w:hAnsi="Cambria"/>
           <w:b w:val="1"/>
+          <w:bCs w:val="1"/>
           <w:i w:val="0"/>
+          <w:iCs w:val="0"/>
           <w:smallCaps w:val="0"/>
           <w:strike w:val="0"/>
           <w:color w:val="4f81bd"/>
@@ -2298,7 +2389,9 @@
         <w:rPr>
           <w:rFonts w:ascii="Cambria" w:cs="Cambria" w:eastAsia="Cambria" w:hAnsi="Cambria"/>
           <w:b w:val="1"/>
+          <w:bCs w:val="1"/>
           <w:i w:val="0"/>
+          <w:iCs w:val="0"/>
           <w:smallCaps w:val="0"/>
           <w:strike w:val="0"/>
           <w:color w:val="4f81bd"/>
@@ -2332,7 +2425,9 @@
         <w:rPr>
           <w:rFonts w:ascii="Calibri" w:cs="Calibri" w:eastAsia="Calibri" w:hAnsi="Calibri"/>
           <w:b w:val="0"/>
+          <w:bCs w:val="0"/>
           <w:i w:val="0"/>
+          <w:iCs w:val="0"/>
           <w:smallCaps w:val="0"/>
           <w:strike w:val="0"/>
           <w:color w:val="000000"/>
@@ -2347,7 +2442,9 @@
         <w:rPr>
           <w:rFonts w:ascii="Calibri" w:cs="Calibri" w:eastAsia="Calibri" w:hAnsi="Calibri"/>
           <w:b w:val="0"/>
+          <w:bCs w:val="0"/>
           <w:i w:val="0"/>
+          <w:iCs w:val="0"/>
           <w:smallCaps w:val="0"/>
           <w:strike w:val="0"/>
           <w:color w:val="000000"/>
@@ -2381,7 +2478,9 @@
         <w:rPr>
           <w:rFonts w:ascii="Calibri" w:cs="Calibri" w:eastAsia="Calibri" w:hAnsi="Calibri"/>
           <w:b w:val="0"/>
+          <w:bCs w:val="0"/>
           <w:i w:val="0"/>
+          <w:iCs w:val="0"/>
           <w:smallCaps w:val="0"/>
           <w:strike w:val="0"/>
           <w:color w:val="000000"/>
@@ -2418,7 +2517,9 @@
         <w:rPr>
           <w:rFonts w:ascii="Calibri" w:cs="Calibri" w:eastAsia="Calibri" w:hAnsi="Calibri"/>
           <w:b w:val="0"/>
+          <w:bCs w:val="0"/>
           <w:i w:val="1"/>
+          <w:iCs w:val="1"/>
           <w:smallCaps w:val="0"/>
           <w:strike w:val="0"/>
           <w:color w:val="548dd4"/>
@@ -2435,7 +2536,9 @@
         <w:rPr>
           <w:rFonts w:ascii="Cambria" w:cs="Cambria" w:eastAsia="Cambria" w:hAnsi="Cambria"/>
           <w:b w:val="1"/>
+          <w:bCs w:val="1"/>
           <w:i w:val="0"/>
+          <w:iCs w:val="0"/>
           <w:smallCaps w:val="0"/>
           <w:strike w:val="0"/>
           <w:color w:val="4f81bd"/>
@@ -2481,7 +2584,9 @@
         <w:rPr>
           <w:rFonts w:ascii="Calibri" w:cs="Calibri" w:eastAsia="Calibri" w:hAnsi="Calibri"/>
           <w:b w:val="0"/>
+          <w:bCs w:val="0"/>
           <w:i w:val="0"/>
+          <w:iCs w:val="0"/>
           <w:smallCaps w:val="0"/>
           <w:strike w:val="0"/>
           <w:color w:val="000000"/>
@@ -2533,7 +2638,9 @@
         <w:rPr>
           <w:rFonts w:ascii="Calibri" w:cs="Calibri" w:eastAsia="Calibri" w:hAnsi="Calibri"/>
           <w:b w:val="0"/>
+          <w:bCs w:val="0"/>
           <w:i w:val="0"/>
+          <w:iCs w:val="0"/>
           <w:smallCaps w:val="0"/>
           <w:strike w:val="0"/>
           <w:color w:val="000000"/>
@@ -2574,7 +2681,9 @@
         <w:rPr>
           <w:rFonts w:ascii="Calibri" w:cs="Calibri" w:eastAsia="Calibri" w:hAnsi="Calibri"/>
           <w:b w:val="0"/>
+          <w:bCs w:val="0"/>
           <w:i w:val="0"/>
+          <w:iCs w:val="0"/>
           <w:smallCaps w:val="0"/>
           <w:strike w:val="0"/>
           <w:color w:val="000000"/>
@@ -2619,7 +2728,9 @@
         <w:rPr>
           <w:rFonts w:ascii="Calibri" w:cs="Calibri" w:eastAsia="Calibri" w:hAnsi="Calibri"/>
           <w:b w:val="0"/>
+          <w:bCs w:val="0"/>
           <w:i w:val="0"/>
+          <w:iCs w:val="0"/>
           <w:smallCaps w:val="0"/>
           <w:strike w:val="0"/>
           <w:color w:val="000000"/>
@@ -2659,7 +2770,9 @@
         <w:rPr>
           <w:rFonts w:ascii="Cambria" w:cs="Cambria" w:eastAsia="Cambria" w:hAnsi="Cambria"/>
           <w:b w:val="1"/>
+          <w:bCs w:val="1"/>
           <w:i w:val="0"/>
+          <w:iCs w:val="0"/>
           <w:smallCaps w:val="0"/>
           <w:strike w:val="0"/>
           <w:color w:val="366091"/>
@@ -2676,7 +2789,9 @@
         <w:rPr>
           <w:rFonts w:ascii="Cambria" w:cs="Cambria" w:eastAsia="Cambria" w:hAnsi="Cambria"/>
           <w:b w:val="1"/>
+          <w:bCs w:val="1"/>
           <w:i w:val="0"/>
+          <w:iCs w:val="0"/>
           <w:smallCaps w:val="0"/>
           <w:strike w:val="0"/>
           <w:color w:val="366091"/>
@@ -2710,7 +2825,9 @@
         <w:rPr>
           <w:rFonts w:ascii="Cambria" w:cs="Cambria" w:eastAsia="Cambria" w:hAnsi="Cambria"/>
           <w:b w:val="1"/>
+          <w:bCs w:val="1"/>
           <w:i w:val="0"/>
+          <w:iCs w:val="0"/>
           <w:smallCaps w:val="0"/>
           <w:strike w:val="0"/>
           <w:color w:val="4f81bd"/>
@@ -2727,7 +2844,9 @@
         <w:rPr>
           <w:rFonts w:ascii="Cambria" w:cs="Cambria" w:eastAsia="Cambria" w:hAnsi="Cambria"/>
           <w:b w:val="1"/>
+          <w:bCs w:val="1"/>
           <w:i w:val="0"/>
+          <w:iCs w:val="0"/>
           <w:smallCaps w:val="0"/>
           <w:strike w:val="0"/>
           <w:color w:val="4f81bd"/>
@@ -3235,7 +3354,9 @@
         <w:rPr>
           <w:rFonts w:ascii="Cambria" w:cs="Cambria" w:eastAsia="Cambria" w:hAnsi="Cambria"/>
           <w:b w:val="1"/>
+          <w:bCs w:val="1"/>
           <w:i w:val="0"/>
+          <w:iCs w:val="0"/>
           <w:smallCaps w:val="0"/>
           <w:strike w:val="0"/>
           <w:color w:val="4f81bd"/>
@@ -3252,7 +3373,9 @@
         <w:rPr>
           <w:rFonts w:ascii="Cambria" w:cs="Cambria" w:eastAsia="Cambria" w:hAnsi="Cambria"/>
           <w:b w:val="1"/>
+          <w:bCs w:val="1"/>
           <w:i w:val="0"/>
+          <w:iCs w:val="0"/>
           <w:smallCaps w:val="0"/>
           <w:strike w:val="0"/>
           <w:color w:val="4f81bd"/>
@@ -3531,7 +3654,9 @@
         <w:rPr>
           <w:rFonts w:ascii="Cambria" w:cs="Cambria" w:eastAsia="Cambria" w:hAnsi="Cambria"/>
           <w:b w:val="1"/>
+          <w:bCs w:val="1"/>
           <w:i w:val="0"/>
+          <w:iCs w:val="0"/>
           <w:smallCaps w:val="0"/>
           <w:strike w:val="0"/>
           <w:color w:val="366091"/>
@@ -3548,7 +3673,9 @@
         <w:rPr>
           <w:rFonts w:ascii="Cambria" w:cs="Cambria" w:eastAsia="Cambria" w:hAnsi="Cambria"/>
           <w:b w:val="1"/>
+          <w:bCs w:val="1"/>
           <w:i w:val="0"/>
+          <w:iCs w:val="0"/>
           <w:smallCaps w:val="0"/>
           <w:strike w:val="0"/>
           <w:color w:val="366091"/>
@@ -3622,7 +3749,9 @@
               <w:rPr>
                 <w:rFonts w:ascii="Calibri" w:cs="Calibri" w:eastAsia="Calibri" w:hAnsi="Calibri"/>
                 <w:b w:val="0"/>
+                <w:bCs w:val="0"/>
                 <w:i w:val="0"/>
+                <w:iCs w:val="0"/>
                 <w:smallCaps w:val="0"/>
                 <w:strike w:val="0"/>
                 <w:color w:val="000000"/>
@@ -3637,7 +3766,9 @@
               <w:rPr>
                 <w:rFonts w:ascii="Calibri" w:cs="Calibri" w:eastAsia="Calibri" w:hAnsi="Calibri"/>
                 <w:b w:val="0"/>
+                <w:bCs w:val="0"/>
                 <w:i w:val="0"/>
+                <w:iCs w:val="0"/>
                 <w:smallCaps w:val="0"/>
                 <w:strike w:val="0"/>
                 <w:color w:val="000000"/>
@@ -3677,7 +3808,9 @@
               <w:rPr>
                 <w:rFonts w:ascii="Calibri" w:cs="Calibri" w:eastAsia="Calibri" w:hAnsi="Calibri"/>
                 <w:b w:val="0"/>
+                <w:bCs w:val="0"/>
                 <w:i w:val="0"/>
+                <w:iCs w:val="0"/>
                 <w:smallCaps w:val="0"/>
                 <w:strike w:val="0"/>
                 <w:color w:val="000000"/>
@@ -3692,7 +3825,9 @@
               <w:rPr>
                 <w:rFonts w:ascii="Calibri" w:cs="Calibri" w:eastAsia="Calibri" w:hAnsi="Calibri"/>
                 <w:b w:val="0"/>
+                <w:bCs w:val="0"/>
                 <w:i w:val="0"/>
+                <w:iCs w:val="0"/>
                 <w:smallCaps w:val="0"/>
                 <w:strike w:val="0"/>
                 <w:color w:val="000000"/>
@@ -3732,7 +3867,9 @@
               <w:rPr>
                 <w:rFonts w:ascii="Calibri" w:cs="Calibri" w:eastAsia="Calibri" w:hAnsi="Calibri"/>
                 <w:b w:val="0"/>
+                <w:bCs w:val="0"/>
                 <w:i w:val="0"/>
+                <w:iCs w:val="0"/>
                 <w:smallCaps w:val="0"/>
                 <w:strike w:val="0"/>
                 <w:color w:val="000000"/>
@@ -3747,7 +3884,9 @@
               <w:rPr>
                 <w:rFonts w:ascii="Calibri" w:cs="Calibri" w:eastAsia="Calibri" w:hAnsi="Calibri"/>
                 <w:b w:val="0"/>
+                <w:bCs w:val="0"/>
                 <w:i w:val="0"/>
+                <w:iCs w:val="0"/>
                 <w:smallCaps w:val="0"/>
                 <w:strike w:val="0"/>
                 <w:color w:val="000000"/>
@@ -3787,7 +3926,9 @@
               <w:rPr>
                 <w:rFonts w:ascii="Calibri" w:cs="Calibri" w:eastAsia="Calibri" w:hAnsi="Calibri"/>
                 <w:b w:val="0"/>
+                <w:bCs w:val="0"/>
                 <w:i w:val="0"/>
+                <w:iCs w:val="0"/>
                 <w:smallCaps w:val="0"/>
                 <w:strike w:val="0"/>
                 <w:color w:val="000000"/>
@@ -3847,6 +3988,7 @@
               <w:rPr>
                 <w:rFonts w:ascii="Calibri" w:cs="Calibri" w:eastAsia="Calibri" w:hAnsi="Calibri"/>
                 <w:b w:val="0"/>
+                <w:bCs w:val="0"/>
                 <w:smallCaps w:val="0"/>
                 <w:strike w:val="0"/>
                 <w:sz w:val="22"/>
@@ -3899,6 +4041,7 @@
               <w:rPr>
                 <w:rFonts w:ascii="Calibri" w:cs="Calibri" w:eastAsia="Calibri" w:hAnsi="Calibri"/>
                 <w:b w:val="0"/>
+                <w:bCs w:val="0"/>
                 <w:smallCaps w:val="0"/>
                 <w:strike w:val="0"/>
                 <w:sz w:val="22"/>
@@ -3951,6 +4094,7 @@
               <w:rPr>
                 <w:rFonts w:ascii="Calibri" w:cs="Calibri" w:eastAsia="Calibri" w:hAnsi="Calibri"/>
                 <w:b w:val="0"/>
+                <w:bCs w:val="0"/>
                 <w:smallCaps w:val="0"/>
                 <w:strike w:val="0"/>
                 <w:sz w:val="22"/>
@@ -4050,6 +4194,7 @@
               <w:rPr>
                 <w:rFonts w:ascii="Calibri" w:cs="Calibri" w:eastAsia="Calibri" w:hAnsi="Calibri"/>
                 <w:b w:val="0"/>
+                <w:bCs w:val="0"/>
                 <w:smallCaps w:val="0"/>
                 <w:strike w:val="0"/>
                 <w:sz w:val="22"/>
@@ -4102,6 +4247,7 @@
               <w:rPr>
                 <w:rFonts w:ascii="Calibri" w:cs="Calibri" w:eastAsia="Calibri" w:hAnsi="Calibri"/>
                 <w:b w:val="0"/>
+                <w:bCs w:val="0"/>
                 <w:smallCaps w:val="0"/>
                 <w:strike w:val="0"/>
                 <w:sz w:val="22"/>
@@ -6375,7 +6521,9 @@
         <w:rPr>
           <w:rFonts w:ascii="Calibri" w:cs="Calibri" w:eastAsia="Calibri" w:hAnsi="Calibri"/>
           <w:b w:val="0"/>
+          <w:bCs w:val="0"/>
           <w:i w:val="0"/>
+          <w:iCs w:val="0"/>
           <w:smallCaps w:val="0"/>
           <w:strike w:val="0"/>
           <w:color w:val="000000"/>
@@ -6415,7 +6563,9 @@
         <w:rPr>
           <w:rFonts w:ascii="Cambria" w:cs="Cambria" w:eastAsia="Cambria" w:hAnsi="Cambria"/>
           <w:b w:val="1"/>
+          <w:bCs w:val="1"/>
           <w:i w:val="0"/>
+          <w:iCs w:val="0"/>
           <w:smallCaps w:val="0"/>
           <w:strike w:val="0"/>
           <w:color w:val="366091"/>
@@ -6432,7 +6582,9 @@
         <w:rPr>
           <w:rFonts w:ascii="Cambria" w:cs="Cambria" w:eastAsia="Cambria" w:hAnsi="Cambria"/>
           <w:b w:val="1"/>
+          <w:bCs w:val="1"/>
           <w:i w:val="0"/>
+          <w:iCs w:val="0"/>
           <w:smallCaps w:val="0"/>
           <w:strike w:val="0"/>
           <w:color w:val="366091"/>
@@ -6503,6 +6655,7 @@
         <w:jc w:val="both"/>
         <w:rPr>
           <w:i w:val="1"/>
+          <w:iCs w:val="1"/>
         </w:rPr>
       </w:pPr>
       <w:r>
@@ -6538,6 +6691,7 @@
         <w:jc w:val="both"/>
         <w:rPr>
           <w:i w:val="1"/>
+          <w:iCs w:val="1"/>
         </w:rPr>
       </w:pPr>
       <w:r>
@@ -6573,6 +6727,7 @@
         <w:jc w:val="both"/>
         <w:rPr>
           <w:i w:val="1"/>
+          <w:iCs w:val="1"/>
         </w:rPr>
       </w:pPr>
       <w:hyperlink r:id="rId9">
@@ -6780,6 +6935,7 @@
         <w:jc w:val="both"/>
         <w:rPr>
           <w:i w:val="1"/>
+          <w:iCs w:val="1"/>
           <w:u w:val="none"/>
         </w:rPr>
       </w:pPr>
@@ -6792,6 +6948,7 @@
       <w:r>
         <w:rPr>
           <w:i w:val="1"/>
+          <w:iCs w:val="1"/>
           <w:rtl w:val="0"/>
         </w:rPr>
         <w:br w:type="textWrapping"/>
@@ -6903,6 +7060,7 @@
         <w:rPr>
           <w:rFonts w:ascii="Cambria" w:cs="Cambria" w:eastAsia="Cambria" w:hAnsi="Cambria"/>
           <w:b w:val="1"/>
+          <w:bCs w:val="1"/>
           <w:color w:val="4f81bd"/>
           <w:sz w:val="26"/>
           <w:szCs w:val="26"/>
@@ -6971,12 +7129,14 @@
         <w:jc w:val="both"/>
         <w:rPr>
           <w:i w:val="1"/>
+          <w:iCs w:val="1"/>
           <w:color w:val="548dd4"/>
         </w:rPr>
       </w:pPr>
       <w:r>
         <w:rPr>
           <w:i w:val="1"/>
+          <w:iCs w:val="1"/>
           <w:color w:val="548dd4"/>
           <w:rtl w:val="0"/>
         </w:rPr>
@@ -6995,6 +7155,7 @@
         <w:rPr>
           <w:rFonts w:ascii="Cambria" w:cs="Cambria" w:eastAsia="Cambria" w:hAnsi="Cambria"/>
           <w:b w:val="1"/>
+          <w:bCs w:val="1"/>
           <w:color w:val="366091"/>
           <w:sz w:val="28"/>
           <w:szCs w:val="28"/>
@@ -7225,6 +7386,7 @@
         <w:jc w:val="both"/>
         <w:rPr>
           <w:i w:val="1"/>
+          <w:iCs w:val="1"/>
           <w:color w:val="548dd4"/>
         </w:rPr>
       </w:pPr>
@@ -7247,6 +7409,7 @@
         <w:rPr>
           <w:rFonts w:ascii="Cambria" w:cs="Cambria" w:eastAsia="Cambria" w:hAnsi="Cambria"/>
           <w:b w:val="1"/>
+          <w:bCs w:val="1"/>
           <w:color w:val="4f81bd"/>
           <w:sz w:val="26"/>
           <w:szCs w:val="26"/>
@@ -7301,12 +7464,12 @@
           <wp:inline distB="114300" distT="114300" distL="114300" distR="114300">
             <wp:extent cx="5399730" cy="698500"/>
             <wp:effectExtent b="0" l="0" r="0" t="0"/>
-            <wp:docPr id="18" name="image5.png"/>
+            <wp:docPr id="18" name="image4.png"/>
             <a:graphic>
               <a:graphicData uri="http://schemas.openxmlformats.org/drawingml/2006/picture">
                 <pic:pic>
                   <pic:nvPicPr>
-                    <pic:cNvPr id="0" name="image5.png"/>
+                    <pic:cNvPr id="0" name="image4.png"/>
                     <pic:cNvPicPr preferRelativeResize="0"/>
                   </pic:nvPicPr>
                   <pic:blipFill>
@@ -7363,12 +7526,12 @@
           <wp:inline distB="114300" distT="114300" distL="114300" distR="114300">
             <wp:extent cx="5399730" cy="914400"/>
             <wp:effectExtent b="0" l="0" r="0" t="0"/>
-            <wp:docPr id="13" name="image4.png"/>
+            <wp:docPr id="13" name="image5.png"/>
             <a:graphic>
               <a:graphicData uri="http://schemas.openxmlformats.org/drawingml/2006/picture">
                 <pic:pic>
                   <pic:nvPicPr>
-                    <pic:cNvPr id="0" name="image4.png"/>
+                    <pic:cNvPr id="0" name="image5.png"/>
                     <pic:cNvPicPr preferRelativeResize="0"/>
                   </pic:nvPicPr>
                   <pic:blipFill>
@@ -7420,6 +7583,7 @@
         <w:jc w:val="both"/>
         <w:rPr>
           <w:i w:val="1"/>
+          <w:iCs w:val="1"/>
           <w:color w:val="548dd4"/>
         </w:rPr>
       </w:pPr>
@@ -7945,6 +8109,7 @@
       <w:jc w:val="left"/>
       <w:rPr>
         <w:i w:val="1"/>
+        <w:iCs w:val="1"/>
         <w:color w:val="548dd4"/>
       </w:rPr>
     </w:pPr>
@@ -7964,12 +8129,12 @@
           <wp:extent cx="669290" cy="669290"/>
           <wp:effectExtent b="0" l="0" r="0" t="0"/>
           <wp:wrapSquare wrapText="bothSides" distB="0" distT="0" distL="114300" distR="114300"/>
-          <wp:docPr descr="psi-negro.png" id="16" name="image1.png"/>
+          <wp:docPr descr="psi-negro.png" id="16" name="image2.png"/>
           <a:graphic>
             <a:graphicData uri="http://schemas.openxmlformats.org/drawingml/2006/picture">
               <pic:pic>
                 <pic:nvPicPr>
-                  <pic:cNvPr descr="psi-negro.png" id="0" name="image1.png"/>
+                  <pic:cNvPr descr="psi-negro.png" id="0" name="image2.png"/>
                   <pic:cNvPicPr preferRelativeResize="0"/>
                 </pic:nvPicPr>
                 <pic:blipFill>
@@ -7997,7 +8162,9 @@
       <w:rPr>
         <w:rFonts w:ascii="Cambria" w:cs="Cambria" w:eastAsia="Cambria" w:hAnsi="Cambria"/>
         <w:b w:val="0"/>
+        <w:bCs w:val="0"/>
         <w:i w:val="0"/>
+        <w:iCs w:val="0"/>
         <w:smallCaps w:val="0"/>
         <w:strike w:val="0"/>
         <w:color w:val="000000"/>
@@ -8021,7 +8188,9 @@
       <w:rPr>
         <w:rFonts w:ascii="Cambria" w:cs="Cambria" w:eastAsia="Cambria" w:hAnsi="Cambria"/>
         <w:b w:val="0"/>
+        <w:bCs w:val="0"/>
         <w:i w:val="0"/>
+        <w:iCs w:val="0"/>
         <w:smallCaps w:val="0"/>
         <w:strike w:val="0"/>
         <w:color w:val="000000"/>
@@ -8070,6 +8239,7 @@
       <w:jc w:val="left"/>
       <w:rPr>
         <w:i w:val="1"/>
+        <w:iCs w:val="1"/>
         <w:color w:val="548dd4"/>
       </w:rPr>
     </w:pPr>
@@ -8104,7 +8274,9 @@
       <w:rPr>
         <w:rFonts w:ascii="Cambria" w:cs="Cambria" w:eastAsia="Cambria" w:hAnsi="Cambria"/>
         <w:b w:val="0"/>
+        <w:bCs w:val="0"/>
         <w:i w:val="0"/>
+        <w:iCs w:val="0"/>
         <w:smallCaps w:val="0"/>
         <w:strike w:val="0"/>
         <w:color w:val="000000"/>
@@ -8320,7 +8492,9 @@
       <w:rPr>
         <w:rFonts w:ascii="Cambria" w:cs="Cambria" w:eastAsia="Cambria" w:hAnsi="Cambria"/>
         <w:b w:val="0"/>
+        <w:bCs w:val="0"/>
         <w:i w:val="0"/>
+        <w:iCs w:val="0"/>
         <w:smallCaps w:val="0"/>
         <w:strike w:val="0"/>
         <w:color w:val="000000"/>
@@ -8342,12 +8516,12 @@
           <wp:extent cx="425450" cy="666750"/>
           <wp:effectExtent b="0" l="0" r="0" t="0"/>
           <wp:wrapSquare wrapText="bothSides" distB="0" distT="0" distL="114300" distR="114300"/>
-          <wp:docPr descr="UNPA.JPG" id="12" name="image2.jpg"/>
+          <wp:docPr descr="UNPA.JPG" id="12" name="image3.jpg"/>
           <a:graphic>
             <a:graphicData uri="http://schemas.openxmlformats.org/drawingml/2006/picture">
               <pic:pic>
                 <pic:nvPicPr>
-                  <pic:cNvPr descr="UNPA.JPG" id="0" name="image2.jpg"/>
+                  <pic:cNvPr descr="UNPA.JPG" id="0" name="image3.jpg"/>
                   <pic:cNvPicPr preferRelativeResize="0"/>
                 </pic:nvPicPr>
                 <pic:blipFill>
@@ -8375,7 +8549,9 @@
       <w:rPr>
         <w:rFonts w:ascii="Cambria" w:cs="Cambria" w:eastAsia="Cambria" w:hAnsi="Cambria"/>
         <w:b w:val="0"/>
+        <w:bCs w:val="0"/>
         <w:i w:val="0"/>
+        <w:iCs w:val="0"/>
         <w:smallCaps w:val="0"/>
         <w:strike w:val="0"/>
         <w:color w:val="000000"/>
@@ -8495,7 +8671,9 @@
       <w:rPr>
         <w:rFonts w:ascii="Cambria" w:cs="Cambria" w:eastAsia="Cambria" w:hAnsi="Cambria"/>
         <w:b w:val="0"/>
+        <w:bCs w:val="0"/>
         <w:i w:val="0"/>
+        <w:iCs w:val="0"/>
         <w:smallCaps w:val="0"/>
         <w:strike w:val="0"/>
         <w:color w:val="000000"/>
@@ -8615,7 +8793,9 @@
       <w:rPr>
         <w:rFonts w:ascii="Cambria" w:cs="Cambria" w:eastAsia="Cambria" w:hAnsi="Cambria"/>
         <w:b w:val="0"/>
+        <w:bCs w:val="0"/>
         <w:i w:val="0"/>
+        <w:iCs w:val="0"/>
         <w:smallCaps w:val="0"/>
         <w:strike w:val="0"/>
         <w:color w:val="000000"/>
@@ -9363,6 +9543,7 @@
     <w:rPr>
       <w:rFonts w:ascii="Cambria" w:cs="Cambria" w:eastAsia="Cambria" w:hAnsi="Cambria"/>
       <w:b w:val="1"/>
+      <w:bCs w:val="1"/>
       <w:color w:val="366091"/>
       <w:sz w:val="28"/>
       <w:szCs w:val="28"/>
@@ -9379,6 +9560,7 @@
     <w:rPr>
       <w:rFonts w:ascii="Cambria" w:cs="Cambria" w:eastAsia="Cambria" w:hAnsi="Cambria"/>
       <w:b w:val="1"/>
+      <w:bCs w:val="1"/>
       <w:color w:val="4f81bd"/>
       <w:sz w:val="26"/>
       <w:szCs w:val="26"/>
@@ -9395,6 +9577,7 @@
     <w:rPr>
       <w:rFonts w:ascii="Cambria" w:cs="Cambria" w:eastAsia="Cambria" w:hAnsi="Cambria"/>
       <w:b w:val="1"/>
+      <w:bCs w:val="1"/>
       <w:color w:val="4f81bd"/>
     </w:rPr>
   </w:style>
@@ -9409,7 +9592,9 @@
     <w:rPr>
       <w:rFonts w:ascii="Cambria" w:cs="Cambria" w:eastAsia="Cambria" w:hAnsi="Cambria"/>
       <w:b w:val="1"/>
+      <w:bCs w:val="1"/>
       <w:i w:val="1"/>
+      <w:iCs w:val="1"/>
       <w:color w:val="4f81bd"/>
     </w:rPr>
   </w:style>
@@ -9425,6 +9610,7 @@
     </w:pPr>
     <w:rPr>
       <w:b w:val="1"/>
+      <w:bCs w:val="1"/>
       <w:sz w:val="22"/>
       <w:szCs w:val="22"/>
     </w:rPr>
@@ -9441,6 +9627,7 @@
     </w:pPr>
     <w:rPr>
       <w:b w:val="1"/>
+      <w:bCs w:val="1"/>
       <w:sz w:val="20"/>
       <w:szCs w:val="20"/>
     </w:rPr>
@@ -9475,6 +9662,7 @@
     <w:rPr>
       <w:rFonts w:ascii="Georgia" w:cs="Georgia" w:eastAsia="Georgia" w:hAnsi="Georgia"/>
       <w:i w:val="1"/>
+      <w:iCs w:val="1"/>
       <w:color w:val="666666"/>
       <w:sz w:val="48"/>
       <w:szCs w:val="48"/>

--- a/Etapa Inicio/Plan de Iteración E1 - Kairos - NexTech.docx
+++ b/Etapa Inicio/Plan de Iteración E1 - Kairos - NexTech.docx
@@ -1106,12 +1106,12 @@
             <wp:extent cx="1304925" cy="2019300"/>
             <wp:effectExtent b="0" l="0" r="0" t="0"/>
             <wp:wrapSquare wrapText="bothSides" distB="0" distT="0" distL="114300" distR="114300"/>
-            <wp:docPr descr="UNPA.JPG" id="15" name="image3.jpg"/>
+            <wp:docPr descr="UNPA.JPG" id="15" name="image2.jpg"/>
             <a:graphic>
               <a:graphicData uri="http://schemas.openxmlformats.org/drawingml/2006/picture">
                 <pic:pic>
                   <pic:nvPicPr>
-                    <pic:cNvPr descr="UNPA.JPG" id="0" name="image3.jpg"/>
+                    <pic:cNvPr descr="UNPA.JPG" id="0" name="image2.jpg"/>
                     <pic:cNvPicPr preferRelativeResize="0"/>
                   </pic:nvPicPr>
                   <pic:blipFill>
@@ -1566,7 +1566,7 @@
     </w:p>
     <w:sdt>
       <w:sdtPr>
-        <w:id w:val="1912196562"/>
+        <w:id w:val="240958266"/>
         <w:docPartObj>
           <w:docPartGallery w:val="Table of Contents"/>
           <w:docPartUnique w:val="1"/>
@@ -7464,12 +7464,12 @@
           <wp:inline distB="114300" distT="114300" distL="114300" distR="114300">
             <wp:extent cx="5399730" cy="698500"/>
             <wp:effectExtent b="0" l="0" r="0" t="0"/>
-            <wp:docPr id="18" name="image4.png"/>
+            <wp:docPr id="18" name="image3.png"/>
             <a:graphic>
               <a:graphicData uri="http://schemas.openxmlformats.org/drawingml/2006/picture">
                 <pic:pic>
                   <pic:nvPicPr>
-                    <pic:cNvPr id="0" name="image4.png"/>
+                    <pic:cNvPr id="0" name="image3.png"/>
                     <pic:cNvPicPr preferRelativeResize="0"/>
                   </pic:nvPicPr>
                   <pic:blipFill>
@@ -8129,12 +8129,12 @@
           <wp:extent cx="669290" cy="669290"/>
           <wp:effectExtent b="0" l="0" r="0" t="0"/>
           <wp:wrapSquare wrapText="bothSides" distB="0" distT="0" distL="114300" distR="114300"/>
-          <wp:docPr descr="psi-negro.png" id="16" name="image2.png"/>
+          <wp:docPr descr="psi-negro.png" id="16" name="image4.png"/>
           <a:graphic>
             <a:graphicData uri="http://schemas.openxmlformats.org/drawingml/2006/picture">
               <pic:pic>
                 <pic:nvPicPr>
-                  <pic:cNvPr descr="psi-negro.png" id="0" name="image2.png"/>
+                  <pic:cNvPr descr="psi-negro.png" id="0" name="image4.png"/>
                   <pic:cNvPicPr preferRelativeResize="0"/>
                 </pic:nvPicPr>
                 <pic:blipFill>
@@ -8516,12 +8516,12 @@
           <wp:extent cx="425450" cy="666750"/>
           <wp:effectExtent b="0" l="0" r="0" t="0"/>
           <wp:wrapSquare wrapText="bothSides" distB="0" distT="0" distL="114300" distR="114300"/>
-          <wp:docPr descr="UNPA.JPG" id="12" name="image3.jpg"/>
+          <wp:docPr descr="UNPA.JPG" id="12" name="image2.jpg"/>
           <a:graphic>
             <a:graphicData uri="http://schemas.openxmlformats.org/drawingml/2006/picture">
               <pic:pic>
                 <pic:nvPicPr>
-                  <pic:cNvPr descr="UNPA.JPG" id="0" name="image3.jpg"/>
+                  <pic:cNvPr descr="UNPA.JPG" id="0" name="image2.jpg"/>
                   <pic:cNvPicPr preferRelativeResize="0"/>
                 </pic:nvPicPr>
                 <pic:blipFill>

--- a/Etapa Inicio/Plan de Iteración E1 - Kairos - NexTech.docx
+++ b/Etapa Inicio/Plan de Iteración E1 - Kairos - NexTech.docx
@@ -448,12 +448,12 @@
                 <wp:extent cx="103505" cy="11228070"/>
                 <wp:effectExtent b="0" l="0" r="0" t="0"/>
                 <wp:wrapNone/>
-                <wp:docPr id="3" name="image8.png"/>
+                <wp:docPr id="3" name="image7.png"/>
                 <a:graphic>
                   <a:graphicData uri="http://schemas.openxmlformats.org/drawingml/2006/picture">
                     <pic:pic>
                       <pic:nvPicPr>
-                        <pic:cNvPr id="0" name="image8.png"/>
+                        <pic:cNvPr id="0" name="image7.png"/>
                         <pic:cNvPicPr preferRelativeResize="0"/>
                       </pic:nvPicPr>
                       <pic:blipFill>
@@ -1049,12 +1049,12 @@
             <wp:extent cx="1200150" cy="1200150"/>
             <wp:effectExtent b="0" l="0" r="0" t="0"/>
             <wp:wrapSquare wrapText="bothSides" distB="0" distT="0" distL="114300" distR="114300"/>
-            <wp:docPr descr="psi-negro.png" id="14" name="image1.png"/>
+            <wp:docPr descr="psi-negro.png" id="14" name="image2.png"/>
             <a:graphic>
               <a:graphicData uri="http://schemas.openxmlformats.org/drawingml/2006/picture">
                 <pic:pic>
                   <pic:nvPicPr>
-                    <pic:cNvPr descr="psi-negro.png" id="0" name="image1.png"/>
+                    <pic:cNvPr descr="psi-negro.png" id="0" name="image2.png"/>
                     <pic:cNvPicPr preferRelativeResize="0"/>
                   </pic:nvPicPr>
                   <pic:blipFill>
@@ -1106,12 +1106,12 @@
             <wp:extent cx="1304925" cy="2019300"/>
             <wp:effectExtent b="0" l="0" r="0" t="0"/>
             <wp:wrapSquare wrapText="bothSides" distB="0" distT="0" distL="114300" distR="114300"/>
-            <wp:docPr descr="UNPA.JPG" id="15" name="image2.jpg"/>
+            <wp:docPr descr="UNPA.JPG" id="15" name="image1.jpg"/>
             <a:graphic>
               <a:graphicData uri="http://schemas.openxmlformats.org/drawingml/2006/picture">
                 <pic:pic>
                   <pic:nvPicPr>
-                    <pic:cNvPr descr="UNPA.JPG" id="0" name="image2.jpg"/>
+                    <pic:cNvPr descr="UNPA.JPG" id="0" name="image1.jpg"/>
                     <pic:cNvPicPr preferRelativeResize="0"/>
                   </pic:nvPicPr>
                   <pic:blipFill>
@@ -1459,12 +1459,12 @@
             <wp:extent cx="1200150" cy="1200150"/>
             <wp:effectExtent b="0" l="0" r="0" t="0"/>
             <wp:wrapSquare wrapText="bothSides" distB="0" distT="0" distL="114300" distR="114300"/>
-            <wp:docPr descr="psi-negro.png" id="17" name="image1.png"/>
+            <wp:docPr descr="psi-negro.png" id="17" name="image2.png"/>
             <a:graphic>
               <a:graphicData uri="http://schemas.openxmlformats.org/drawingml/2006/picture">
                 <pic:pic>
                   <pic:nvPicPr>
-                    <pic:cNvPr descr="psi-negro.png" id="0" name="image1.png"/>
+                    <pic:cNvPr descr="psi-negro.png" id="0" name="image2.png"/>
                     <pic:cNvPicPr preferRelativeResize="0"/>
                   </pic:nvPicPr>
                   <pic:blipFill>
@@ -1566,7 +1566,7 @@
     </w:p>
     <w:sdt>
       <w:sdtPr>
-        <w:id w:val="240958266"/>
+        <w:id w:val="43662565"/>
         <w:docPartObj>
           <w:docPartGallery w:val="Table of Contents"/>
           <w:docPartUnique w:val="1"/>
@@ -7464,12 +7464,12 @@
           <wp:inline distB="114300" distT="114300" distL="114300" distR="114300">
             <wp:extent cx="5399730" cy="698500"/>
             <wp:effectExtent b="0" l="0" r="0" t="0"/>
-            <wp:docPr id="18" name="image3.png"/>
+            <wp:docPr id="18" name="image8.png"/>
             <a:graphic>
               <a:graphicData uri="http://schemas.openxmlformats.org/drawingml/2006/picture">
                 <pic:pic>
                   <pic:nvPicPr>
-                    <pic:cNvPr id="0" name="image3.png"/>
+                    <pic:cNvPr id="0" name="image8.png"/>
                     <pic:cNvPicPr preferRelativeResize="0"/>
                   </pic:nvPicPr>
                   <pic:blipFill>
@@ -7526,12 +7526,12 @@
           <wp:inline distB="114300" distT="114300" distL="114300" distR="114300">
             <wp:extent cx="5399730" cy="914400"/>
             <wp:effectExtent b="0" l="0" r="0" t="0"/>
-            <wp:docPr id="13" name="image5.png"/>
+            <wp:docPr id="13" name="image3.png"/>
             <a:graphic>
               <a:graphicData uri="http://schemas.openxmlformats.org/drawingml/2006/picture">
                 <pic:pic>
                   <pic:nvPicPr>
-                    <pic:cNvPr id="0" name="image5.png"/>
+                    <pic:cNvPr id="0" name="image3.png"/>
                     <pic:cNvPicPr preferRelativeResize="0"/>
                   </pic:nvPicPr>
                   <pic:blipFill>
@@ -7845,12 +7845,12 @@
               <wp:extent cx="103505" cy="824865"/>
               <wp:effectExtent b="0" l="0" r="0" t="0"/>
               <wp:wrapNone/>
-              <wp:docPr id="1" name="image6.png"/>
+              <wp:docPr id="1" name="image5.png"/>
               <a:graphic>
                 <a:graphicData uri="http://schemas.openxmlformats.org/drawingml/2006/picture">
                   <pic:pic>
                     <pic:nvPicPr>
-                      <pic:cNvPr id="0" name="image6.png"/>
+                      <pic:cNvPr id="0" name="image5.png"/>
                       <pic:cNvPicPr preferRelativeResize="0"/>
                     </pic:nvPicPr>
                     <pic:blipFill>
@@ -8516,12 +8516,12 @@
           <wp:extent cx="425450" cy="666750"/>
           <wp:effectExtent b="0" l="0" r="0" t="0"/>
           <wp:wrapSquare wrapText="bothSides" distB="0" distT="0" distL="114300" distR="114300"/>
-          <wp:docPr descr="UNPA.JPG" id="12" name="image2.jpg"/>
+          <wp:docPr descr="UNPA.JPG" id="12" name="image1.jpg"/>
           <a:graphic>
             <a:graphicData uri="http://schemas.openxmlformats.org/drawingml/2006/picture">
               <pic:pic>
                 <pic:nvPicPr>
-                  <pic:cNvPr descr="UNPA.JPG" id="0" name="image2.jpg"/>
+                  <pic:cNvPr descr="UNPA.JPG" id="0" name="image1.jpg"/>
                   <pic:cNvPicPr preferRelativeResize="0"/>
                 </pic:nvPicPr>
                 <pic:blipFill>
@@ -8758,12 +8758,12 @@
               <wp:extent cx="103505" cy="812165"/>
               <wp:effectExtent b="0" l="0" r="0" t="0"/>
               <wp:wrapNone/>
-              <wp:docPr id="2" name="image7.png"/>
+              <wp:docPr id="2" name="image6.png"/>
               <a:graphic>
                 <a:graphicData uri="http://schemas.openxmlformats.org/drawingml/2006/picture">
                   <pic:pic>
                     <pic:nvPicPr>
-                      <pic:cNvPr id="0" name="image7.png"/>
+                      <pic:cNvPr id="0" name="image6.png"/>
                       <pic:cNvPicPr preferRelativeResize="0"/>
                     </pic:nvPicPr>
                     <pic:blipFill>

--- a/Etapa Inicio/Plan de Iteración E1 - Kairos - NexTech.docx
+++ b/Etapa Inicio/Plan de Iteración E1 - Kairos - NexTech.docx
@@ -448,12 +448,12 @@
                 <wp:extent cx="103505" cy="11228070"/>
                 <wp:effectExtent b="0" l="0" r="0" t="0"/>
                 <wp:wrapNone/>
-                <wp:docPr id="3" name="image7.png"/>
+                <wp:docPr id="3" name="image8.png"/>
                 <a:graphic>
                   <a:graphicData uri="http://schemas.openxmlformats.org/drawingml/2006/picture">
                     <pic:pic>
                       <pic:nvPicPr>
-                        <pic:cNvPr id="0" name="image7.png"/>
+                        <pic:cNvPr id="0" name="image8.png"/>
                         <pic:cNvPicPr preferRelativeResize="0"/>
                       </pic:nvPicPr>
                       <pic:blipFill>
@@ -1566,7 +1566,7 @@
     </w:p>
     <w:sdt>
       <w:sdtPr>
-        <w:id w:val="43662565"/>
+        <w:id w:val="-147725943"/>
         <w:docPartObj>
           <w:docPartGallery w:val="Table of Contents"/>
           <w:docPartUnique w:val="1"/>
@@ -7464,12 +7464,12 @@
           <wp:inline distB="114300" distT="114300" distL="114300" distR="114300">
             <wp:extent cx="5399730" cy="698500"/>
             <wp:effectExtent b="0" l="0" r="0" t="0"/>
-            <wp:docPr id="18" name="image8.png"/>
+            <wp:docPr id="18" name="image5.png"/>
             <a:graphic>
               <a:graphicData uri="http://schemas.openxmlformats.org/drawingml/2006/picture">
                 <pic:pic>
                   <pic:nvPicPr>
-                    <pic:cNvPr id="0" name="image8.png"/>
+                    <pic:cNvPr id="0" name="image5.png"/>
                     <pic:cNvPicPr preferRelativeResize="0"/>
                   </pic:nvPicPr>
                   <pic:blipFill>
@@ -7526,12 +7526,12 @@
           <wp:inline distB="114300" distT="114300" distL="114300" distR="114300">
             <wp:extent cx="5399730" cy="914400"/>
             <wp:effectExtent b="0" l="0" r="0" t="0"/>
-            <wp:docPr id="13" name="image3.png"/>
+            <wp:docPr id="13" name="image4.png"/>
             <a:graphic>
               <a:graphicData uri="http://schemas.openxmlformats.org/drawingml/2006/picture">
                 <pic:pic>
                   <pic:nvPicPr>
-                    <pic:cNvPr id="0" name="image3.png"/>
+                    <pic:cNvPr id="0" name="image4.png"/>
                     <pic:cNvPicPr preferRelativeResize="0"/>
                   </pic:nvPicPr>
                   <pic:blipFill>
@@ -7845,12 +7845,12 @@
               <wp:extent cx="103505" cy="824865"/>
               <wp:effectExtent b="0" l="0" r="0" t="0"/>
               <wp:wrapNone/>
-              <wp:docPr id="1" name="image5.png"/>
+              <wp:docPr id="1" name="image6.png"/>
               <a:graphic>
                 <a:graphicData uri="http://schemas.openxmlformats.org/drawingml/2006/picture">
                   <pic:pic>
                     <pic:nvPicPr>
-                      <pic:cNvPr id="0" name="image5.png"/>
+                      <pic:cNvPr id="0" name="image6.png"/>
                       <pic:cNvPicPr preferRelativeResize="0"/>
                     </pic:nvPicPr>
                     <pic:blipFill>
@@ -8129,12 +8129,12 @@
           <wp:extent cx="669290" cy="669290"/>
           <wp:effectExtent b="0" l="0" r="0" t="0"/>
           <wp:wrapSquare wrapText="bothSides" distB="0" distT="0" distL="114300" distR="114300"/>
-          <wp:docPr descr="psi-negro.png" id="16" name="image4.png"/>
+          <wp:docPr descr="psi-negro.png" id="16" name="image3.png"/>
           <a:graphic>
             <a:graphicData uri="http://schemas.openxmlformats.org/drawingml/2006/picture">
               <pic:pic>
                 <pic:nvPicPr>
-                  <pic:cNvPr descr="psi-negro.png" id="0" name="image4.png"/>
+                  <pic:cNvPr descr="psi-negro.png" id="0" name="image3.png"/>
                   <pic:cNvPicPr preferRelativeResize="0"/>
                 </pic:nvPicPr>
                 <pic:blipFill>
@@ -8758,12 +8758,12 @@
               <wp:extent cx="103505" cy="812165"/>
               <wp:effectExtent b="0" l="0" r="0" t="0"/>
               <wp:wrapNone/>
-              <wp:docPr id="2" name="image6.png"/>
+              <wp:docPr id="2" name="image7.png"/>
               <a:graphic>
                 <a:graphicData uri="http://schemas.openxmlformats.org/drawingml/2006/picture">
                   <pic:pic>
                     <pic:nvPicPr>
-                      <pic:cNvPr id="0" name="image6.png"/>
+                      <pic:cNvPr id="0" name="image7.png"/>
                       <pic:cNvPicPr preferRelativeResize="0"/>
                     </pic:nvPicPr>
                     <pic:blipFill>

--- a/Etapa Inicio/Plan de Iteración E1 - Kairos - NexTech.docx
+++ b/Etapa Inicio/Plan de Iteración E1 - Kairos - NexTech.docx
@@ -1106,12 +1106,12 @@
             <wp:extent cx="1304925" cy="2019300"/>
             <wp:effectExtent b="0" l="0" r="0" t="0"/>
             <wp:wrapSquare wrapText="bothSides" distB="0" distT="0" distL="114300" distR="114300"/>
-            <wp:docPr descr="UNPA.JPG" id="15" name="image1.jpg"/>
+            <wp:docPr descr="UNPA.JPG" id="15" name="image3.jpg"/>
             <a:graphic>
               <a:graphicData uri="http://schemas.openxmlformats.org/drawingml/2006/picture">
                 <pic:pic>
                   <pic:nvPicPr>
-                    <pic:cNvPr descr="UNPA.JPG" id="0" name="image1.jpg"/>
+                    <pic:cNvPr descr="UNPA.JPG" id="0" name="image3.jpg"/>
                     <pic:cNvPicPr preferRelativeResize="0"/>
                   </pic:nvPicPr>
                   <pic:blipFill>
@@ -1566,7 +1566,7 @@
     </w:p>
     <w:sdt>
       <w:sdtPr>
-        <w:id w:val="-147725943"/>
+        <w:id w:val="140467463"/>
         <w:docPartObj>
           <w:docPartGallery w:val="Table of Contents"/>
           <w:docPartUnique w:val="1"/>
@@ -8129,12 +8129,12 @@
           <wp:extent cx="669290" cy="669290"/>
           <wp:effectExtent b="0" l="0" r="0" t="0"/>
           <wp:wrapSquare wrapText="bothSides" distB="0" distT="0" distL="114300" distR="114300"/>
-          <wp:docPr descr="psi-negro.png" id="16" name="image3.png"/>
+          <wp:docPr descr="psi-negro.png" id="16" name="image1.png"/>
           <a:graphic>
             <a:graphicData uri="http://schemas.openxmlformats.org/drawingml/2006/picture">
               <pic:pic>
                 <pic:nvPicPr>
-                  <pic:cNvPr descr="psi-negro.png" id="0" name="image3.png"/>
+                  <pic:cNvPr descr="psi-negro.png" id="0" name="image1.png"/>
                   <pic:cNvPicPr preferRelativeResize="0"/>
                 </pic:nvPicPr>
                 <pic:blipFill>
@@ -8516,12 +8516,12 @@
           <wp:extent cx="425450" cy="666750"/>
           <wp:effectExtent b="0" l="0" r="0" t="0"/>
           <wp:wrapSquare wrapText="bothSides" distB="0" distT="0" distL="114300" distR="114300"/>
-          <wp:docPr descr="UNPA.JPG" id="12" name="image1.jpg"/>
+          <wp:docPr descr="UNPA.JPG" id="12" name="image3.jpg"/>
           <a:graphic>
             <a:graphicData uri="http://schemas.openxmlformats.org/drawingml/2006/picture">
               <pic:pic>
                 <pic:nvPicPr>
-                  <pic:cNvPr descr="UNPA.JPG" id="0" name="image1.jpg"/>
+                  <pic:cNvPr descr="UNPA.JPG" id="0" name="image3.jpg"/>
                   <pic:cNvPicPr preferRelativeResize="0"/>
                 </pic:nvPicPr>
                 <pic:blipFill>
